--- a/lessons/3-2/downloads/reveal/teacher/3.2-session-1-prerequisite-practice-a.docx
+++ b/lessons/3-2/downloads/reveal/teacher/3.2-session-1-prerequisite-practice-a.docx
@@ -15,10 +15,28 @@
         <w:rPr>
           <w:rFonts w:ascii="Avenir Next" w:hAnsi="Avenir Next" w:cs="Avenir Next" w:eastAsia="Avenir Next"/>
           <w:color w:val="1A1A1A"/>
+          <w:sz w:val="22"/>
+          <w:szCs w:val="20"/>
+        </w:rPr>
+        <w:t xml:space="preserve">Name</w:t>
+      </w:r>
+      <w:r>
+        <w:rPr>
+          <w:rFonts w:ascii="Avenir Next" w:hAnsi="Avenir Next" w:cs="Avenir Next" w:eastAsia="Avenir Next"/>
+          <w:color w:val="1A1A1A"/>
           <w:sz w:val="20"/>
           <w:szCs w:val="20"/>
         </w:rPr>
-        <w:t xml:space="preserve">Name</w:t>
+        <w:tab/>
+      </w:r>
+      <w:r>
+        <w:rPr>
+          <w:rFonts w:ascii="Avenir Next" w:hAnsi="Avenir Next" w:cs="Avenir Next" w:eastAsia="Avenir Next"/>
+          <w:color w:val="1A1A1A"/>
+          <w:sz w:val="22"/>
+          <w:szCs w:val="20"/>
+        </w:rPr>
+        <w:t xml:space="preserve">   Date</w:t>
       </w:r>
       <w:r>
         <w:rPr>
@@ -33,25 +51,7 @@
         <w:rPr>
           <w:rFonts w:ascii="Avenir Next" w:hAnsi="Avenir Next" w:cs="Avenir Next" w:eastAsia="Avenir Next"/>
           <w:color w:val="1A1A1A"/>
-          <w:sz w:val="20"/>
-          <w:szCs w:val="20"/>
-        </w:rPr>
-        <w:t xml:space="preserve">   Date</w:t>
-      </w:r>
-      <w:r>
-        <w:rPr>
-          <w:rFonts w:ascii="Avenir Next" w:hAnsi="Avenir Next" w:cs="Avenir Next" w:eastAsia="Avenir Next"/>
-          <w:color w:val="1A1A1A"/>
-          <w:sz w:val="20"/>
-          <w:szCs w:val="20"/>
-        </w:rPr>
-        <w:tab/>
-      </w:r>
-      <w:r>
-        <w:rPr>
-          <w:rFonts w:ascii="Avenir Next" w:hAnsi="Avenir Next" w:cs="Avenir Next" w:eastAsia="Avenir Next"/>
-          <w:color w:val="1A1A1A"/>
-          <w:sz w:val="20"/>
+          <w:sz w:val="22"/>
           <w:szCs w:val="20"/>
         </w:rPr>
         <w:t xml:space="preserve">   Period</w:t>
@@ -78,7 +78,7 @@
           <w:caps/>
           <w:color w:val="003A70"/>
           <w:spacing w:val="12"/>
-          <w:sz w:val="19"/>
+          <w:sz w:val="22"/>
           <w:szCs w:val="19"/>
         </w:rPr>
         <w:t xml:space="preserve">Lesson 3-2  ·  Session 1  ·  Prerequisite Practice A  ·  Skill 1 of 2</w:t>
@@ -86,6 +86,7 @@
     </w:p>
     <w:p>
       <w:pPr>
+        <w:pStyle w:val="Heading1"/>
         <w:keepNext/>
         <w:spacing w:before="0" w:after="10" w:line="240" w:lineRule="auto"/>
       </w:pPr>
@@ -111,7 +112,7 @@
         <w:rPr>
           <w:rFonts w:ascii="Avenir Next" w:hAnsi="Avenir Next" w:cs="Avenir Next" w:eastAsia="Avenir Next"/>
           <w:color w:val="5A5F66"/>
-          <w:sz w:val="17"/>
+          <w:sz w:val="22"/>
           <w:szCs w:val="17"/>
         </w:rPr>
         <w:t xml:space="preserve">Builds on Grade 5 · 5.NBT.B.6</w:t>
@@ -154,6 +155,7 @@
           </w:tcPr>
           <w:p>
             <w:pPr>
+              <w:pStyle w:val="Heading2"/>
               <w:spacing w:before="0" w:after="0" w:line="252" w:lineRule="auto"/>
             </w:pPr>
             <w:r>
@@ -183,7 +185,7 @@
               <w:rPr>
                 <w:rFonts w:ascii="Avenir Next" w:hAnsi="Avenir Next" w:cs="Avenir Next" w:eastAsia="Avenir Next"/>
                 <w:color w:val="1A1A1A"/>
-                <w:sz w:val="20"/>
+                <w:sz w:val="22"/>
                 <w:szCs w:val="20"/>
               </w:rPr>
               <w:t xml:space="preserve">A printer prints 288 pages in 8 minutes. Pages per minute is 288 ÷ 8.</w:t>
@@ -203,6 +205,7 @@
           </w:tcPr>
           <w:p>
             <w:pPr>
+              <w:pStyle w:val="Heading2"/>
               <w:spacing w:before="0" w:after="0" w:line="252" w:lineRule="auto"/>
             </w:pPr>
             <w:r>
@@ -232,7 +235,7 @@
               <w:rPr>
                 <w:rFonts w:ascii="Avenir Next" w:hAnsi="Avenir Next" w:cs="Avenir Next" w:eastAsia="Avenir Next"/>
                 <w:color w:val="1A1A1A"/>
-                <w:sz w:val="20"/>
+                <w:sz w:val="22"/>
                 <w:szCs w:val="20"/>
               </w:rPr>
               <w:t xml:space="preserve">Divide a 3-digit number by a 1-digit number, like 288 ÷ 8.  </w:t>
@@ -242,7 +245,7 @@
                 <w:rFonts w:ascii="Avenir Next" w:hAnsi="Avenir Next" w:cs="Avenir Next" w:eastAsia="Avenir Next"/>
                 <w:b/>
                 <w:color w:val="1A1A1A"/>
-                <w:sz w:val="20"/>
+                <w:sz w:val="22"/>
                 <w:szCs w:val="20"/>
               </w:rPr>
               <w:t xml:space="preserve">You will use it in Practice Form A, problems 5 and 8.</w:t>
@@ -253,6 +256,7 @@
     </w:tbl>
     <w:p>
       <w:pPr>
+        <w:pStyle w:val="Heading2"/>
         <w:keepNext/>
         <w:pBdr>
           <w:bottom w:val="single" w:sz="8" w:space="3" w:color="003A70"/>
@@ -268,7 +272,7 @@
           <w:b/>
           <w:color w:val="003A70"/>
           <w:spacing w:val="14"/>
-          <w:sz w:val="19"/>
+          <w:sz w:val="22"/>
           <w:szCs w:val="19"/>
         </w:rPr>
         <w:t xml:space="preserve">STEPS TO FOLLOW</w:t>
@@ -287,7 +291,7 @@
           <w:rFonts w:ascii="Avenir Next" w:hAnsi="Avenir Next" w:cs="Avenir Next" w:eastAsia="Avenir Next"/>
           <w:i/>
           <w:color w:val="5A5F66"/>
-          <w:sz w:val="17"/>
+          <w:sz w:val="22"/>
           <w:szCs w:val="17"/>
         </w:rPr>
         <w:t xml:space="preserve">use these same steps on every problem</w:t>
@@ -329,6 +333,7 @@
           </w:tcPr>
           <w:p>
             <w:pPr>
+              <w:pStyle w:val="Heading1"/>
               <w:spacing w:before="0" w:after="0" w:line="240" w:lineRule="auto"/>
               <w:jc w:val="center"/>
             </w:pPr>
@@ -358,7 +363,7 @@
                 <w:rFonts w:ascii="Avenir Next" w:hAnsi="Avenir Next" w:cs="Avenir Next" w:eastAsia="Avenir Next"/>
                 <w:b/>
                 <w:color w:val="1A1A1A"/>
-                <w:sz w:val="21"/>
+                <w:sz w:val="22"/>
                 <w:szCs w:val="21"/>
               </w:rPr>
               <w:t xml:space="preserve">Take out</w:t>
@@ -367,7 +372,7 @@
               <w:rPr>
                 <w:rFonts w:ascii="Avenir Next" w:hAnsi="Avenir Next" w:cs="Avenir Next" w:eastAsia="Avenir Next"/>
                 <w:color w:val="1A1A1A"/>
-                <w:sz w:val="21"/>
+                <w:sz w:val="22"/>
                 <w:szCs w:val="21"/>
               </w:rPr>
               <w:t xml:space="preserve"> a friendly chunk: the divisor × 10, 20 or 30.</w:t>
@@ -386,6 +391,7 @@
           </w:tcPr>
           <w:p>
             <w:pPr>
+              <w:pStyle w:val="Heading1"/>
               <w:spacing w:before="0" w:after="0" w:line="240" w:lineRule="auto"/>
               <w:jc w:val="center"/>
             </w:pPr>
@@ -415,7 +421,7 @@
                 <w:rFonts w:ascii="Avenir Next" w:hAnsi="Avenir Next" w:cs="Avenir Next" w:eastAsia="Avenir Next"/>
                 <w:b/>
                 <w:color w:val="1A1A1A"/>
-                <w:sz w:val="21"/>
+                <w:sz w:val="22"/>
                 <w:szCs w:val="21"/>
               </w:rPr>
               <w:t xml:space="preserve">Subtract</w:t>
@@ -424,7 +430,7 @@
               <w:rPr>
                 <w:rFonts w:ascii="Avenir Next" w:hAnsi="Avenir Next" w:cs="Avenir Next" w:eastAsia="Avenir Next"/>
                 <w:color w:val="1A1A1A"/>
-                <w:sz w:val="21"/>
+                <w:sz w:val="22"/>
                 <w:szCs w:val="21"/>
               </w:rPr>
               <w:t xml:space="preserve">. Divide what is left.</w:t>
@@ -443,6 +449,7 @@
           </w:tcPr>
           <w:p>
             <w:pPr>
+              <w:pStyle w:val="Heading1"/>
               <w:spacing w:before="0" w:after="0" w:line="240" w:lineRule="auto"/>
               <w:jc w:val="center"/>
             </w:pPr>
@@ -472,7 +479,7 @@
                 <w:rFonts w:ascii="Avenir Next" w:hAnsi="Avenir Next" w:cs="Avenir Next" w:eastAsia="Avenir Next"/>
                 <w:b/>
                 <w:color w:val="1A1A1A"/>
-                <w:sz w:val="21"/>
+                <w:sz w:val="22"/>
                 <w:szCs w:val="21"/>
               </w:rPr>
               <w:t xml:space="preserve">Add</w:t>
@@ -481,7 +488,7 @@
               <w:rPr>
                 <w:rFonts w:ascii="Avenir Next" w:hAnsi="Avenir Next" w:cs="Avenir Next" w:eastAsia="Avenir Next"/>
                 <w:color w:val="1A1A1A"/>
-                <w:sz w:val="21"/>
+                <w:sz w:val="22"/>
                 <w:szCs w:val="21"/>
               </w:rPr>
               <w:t xml:space="preserve"> the parts of the quotient.</w:t>
@@ -492,6 +499,7 @@
     </w:tbl>
     <w:p>
       <w:pPr>
+        <w:pStyle w:val="Heading2"/>
         <w:keepNext/>
         <w:pBdr>
           <w:bottom w:val="single" w:sz="8" w:space="3" w:color="003A70"/>
@@ -507,7 +515,7 @@
           <w:b/>
           <w:color w:val="003A70"/>
           <w:spacing w:val="14"/>
-          <w:sz w:val="19"/>
+          <w:sz w:val="22"/>
           <w:szCs w:val="19"/>
         </w:rPr>
         <w:t xml:space="preserve">WATCH ME</w:t>
@@ -526,7 +534,7 @@
           <w:rFonts w:ascii="Avenir Next" w:hAnsi="Avenir Next" w:cs="Avenir Next" w:eastAsia="Avenir Next"/>
           <w:i/>
           <w:color w:val="5A5F66"/>
-          <w:sz w:val="17"/>
+          <w:sz w:val="22"/>
           <w:szCs w:val="17"/>
         </w:rPr>
         <w:t xml:space="preserve">the steps in action</w:t>
@@ -541,7 +549,7 @@
           <w:rFonts w:ascii="Avenir Next" w:hAnsi="Avenir Next" w:cs="Avenir Next" w:eastAsia="Avenir Next"/>
           <w:b/>
           <w:color w:val="1A1A1A"/>
-          <w:sz w:val="21"/>
+          <w:sz w:val="22"/>
           <w:szCs w:val="21"/>
         </w:rPr>
         <w:t xml:space="preserve">Find 288 ÷ 8.</w:t>
@@ -560,25 +568,25 @@
           <w:rFonts w:ascii="Avenir Next" w:hAnsi="Avenir Next" w:cs="Avenir Next" w:eastAsia="Avenir Next"/>
           <w:b/>
           <w:color w:val="003A70"/>
+          <w:sz w:val="22"/>
+          <w:szCs w:val="19"/>
+        </w:rPr>
+        <w:t xml:space="preserve">Step 1</w:t>
+      </w:r>
+      <w:r>
+        <w:rPr>
+          <w:rFonts w:ascii="Avenir Next" w:hAnsi="Avenir Next" w:cs="Avenir Next" w:eastAsia="Avenir Next"/>
+          <w:color w:val="1A1A1A"/>
           <w:sz w:val="19"/>
           <w:szCs w:val="19"/>
         </w:rPr>
-        <w:t xml:space="preserve">Step 1</w:t>
-      </w:r>
-      <w:r>
-        <w:rPr>
-          <w:rFonts w:ascii="Avenir Next" w:hAnsi="Avenir Next" w:cs="Avenir Next" w:eastAsia="Avenir Next"/>
-          <w:color w:val="1A1A1A"/>
-          <w:sz w:val="19"/>
-          <w:szCs w:val="19"/>
-        </w:rPr>
         <w:tab/>
       </w:r>
       <w:r>
         <w:rPr>
           <w:rFonts w:ascii="Avenir Next" w:hAnsi="Avenir Next" w:cs="Avenir Next" w:eastAsia="Avenir Next"/>
           <w:color w:val="1A1A1A"/>
-          <w:sz w:val="21"/>
+          <w:sz w:val="22"/>
           <w:szCs w:val="21"/>
         </w:rPr>
         <w:t xml:space="preserve">8 × 30 = 240.</w:t>
@@ -597,25 +605,25 @@
           <w:rFonts w:ascii="Avenir Next" w:hAnsi="Avenir Next" w:cs="Avenir Next" w:eastAsia="Avenir Next"/>
           <w:b/>
           <w:color w:val="003A70"/>
+          <w:sz w:val="22"/>
+          <w:szCs w:val="19"/>
+        </w:rPr>
+        <w:t xml:space="preserve">Step 2</w:t>
+      </w:r>
+      <w:r>
+        <w:rPr>
+          <w:rFonts w:ascii="Avenir Next" w:hAnsi="Avenir Next" w:cs="Avenir Next" w:eastAsia="Avenir Next"/>
+          <w:color w:val="1A1A1A"/>
           <w:sz w:val="19"/>
           <w:szCs w:val="19"/>
         </w:rPr>
-        <w:t xml:space="preserve">Step 2</w:t>
-      </w:r>
-      <w:r>
-        <w:rPr>
-          <w:rFonts w:ascii="Avenir Next" w:hAnsi="Avenir Next" w:cs="Avenir Next" w:eastAsia="Avenir Next"/>
-          <w:color w:val="1A1A1A"/>
-          <w:sz w:val="19"/>
-          <w:szCs w:val="19"/>
-        </w:rPr>
         <w:tab/>
       </w:r>
       <w:r>
         <w:rPr>
           <w:rFonts w:ascii="Avenir Next" w:hAnsi="Avenir Next" w:cs="Avenir Next" w:eastAsia="Avenir Next"/>
           <w:color w:val="1A1A1A"/>
-          <w:sz w:val="21"/>
+          <w:sz w:val="22"/>
           <w:szCs w:val="21"/>
         </w:rPr>
         <w:t xml:space="preserve">288 − 240 = 48. 48 ÷ 8 = 6.</w:t>
@@ -634,25 +642,25 @@
           <w:rFonts w:ascii="Avenir Next" w:hAnsi="Avenir Next" w:cs="Avenir Next" w:eastAsia="Avenir Next"/>
           <w:b/>
           <w:color w:val="003A70"/>
+          <w:sz w:val="22"/>
+          <w:szCs w:val="19"/>
+        </w:rPr>
+        <w:t xml:space="preserve">Step 3</w:t>
+      </w:r>
+      <w:r>
+        <w:rPr>
+          <w:rFonts w:ascii="Avenir Next" w:hAnsi="Avenir Next" w:cs="Avenir Next" w:eastAsia="Avenir Next"/>
+          <w:color w:val="1A1A1A"/>
           <w:sz w:val="19"/>
           <w:szCs w:val="19"/>
         </w:rPr>
-        <w:t xml:space="preserve">Step 3</w:t>
-      </w:r>
-      <w:r>
-        <w:rPr>
-          <w:rFonts w:ascii="Avenir Next" w:hAnsi="Avenir Next" w:cs="Avenir Next" w:eastAsia="Avenir Next"/>
-          <w:color w:val="1A1A1A"/>
-          <w:sz w:val="19"/>
-          <w:szCs w:val="19"/>
-        </w:rPr>
         <w:tab/>
       </w:r>
       <w:r>
         <w:rPr>
           <w:rFonts w:ascii="Avenir Next" w:hAnsi="Avenir Next" w:cs="Avenir Next" w:eastAsia="Avenir Next"/>
           <w:color w:val="1A1A1A"/>
-          <w:sz w:val="21"/>
+          <w:sz w:val="22"/>
           <w:szCs w:val="21"/>
         </w:rPr>
         <w:t xml:space="preserve">30 + 6 = 36.</w:t>
@@ -671,18 +679,18 @@
           <w:rFonts w:ascii="Avenir Next" w:hAnsi="Avenir Next" w:cs="Avenir Next" w:eastAsia="Avenir Next"/>
           <w:b/>
           <w:color w:val="1A1A1A"/>
+          <w:sz w:val="22"/>
+          <w:szCs w:val="21"/>
+        </w:rPr>
+        <w:t xml:space="preserve">Answer</w:t>
+      </w:r>
+      <w:r>
+        <w:rPr>
+          <w:rFonts w:ascii="Avenir Next" w:hAnsi="Avenir Next" w:cs="Avenir Next" w:eastAsia="Avenir Next"/>
+          <w:color w:val="1A1A1A"/>
           <w:sz w:val="21"/>
           <w:szCs w:val="21"/>
         </w:rPr>
-        <w:t xml:space="preserve">Answer</w:t>
-      </w:r>
-      <w:r>
-        <w:rPr>
-          <w:rFonts w:ascii="Avenir Next" w:hAnsi="Avenir Next" w:cs="Avenir Next" w:eastAsia="Avenir Next"/>
-          <w:color w:val="1A1A1A"/>
-          <w:sz w:val="21"/>
-          <w:szCs w:val="21"/>
-        </w:rPr>
         <w:tab/>
       </w:r>
       <w:r>
@@ -690,7 +698,7 @@
           <w:rFonts w:ascii="Avenir Next" w:hAnsi="Avenir Next" w:cs="Avenir Next" w:eastAsia="Avenir Next"/>
           <w:b/>
           <w:color w:val="1A1A1A"/>
-          <w:sz w:val="21"/>
+          <w:sz w:val="22"/>
           <w:szCs w:val="21"/>
         </w:rPr>
         <w:t xml:space="preserve">36</w:t>
@@ -698,6 +706,7 @@
     </w:p>
     <w:p>
       <w:pPr>
+        <w:pStyle w:val="Heading2"/>
         <w:keepNext/>
         <w:pBdr>
           <w:bottom w:val="single" w:sz="8" w:space="3" w:color="003A70"/>
@@ -713,7 +722,7 @@
           <w:b/>
           <w:color w:val="003A70"/>
           <w:spacing w:val="14"/>
-          <w:sz w:val="19"/>
+          <w:sz w:val="22"/>
           <w:szCs w:val="19"/>
         </w:rPr>
         <w:t xml:space="preserve">TRY IT WITH HELP</w:t>
@@ -732,7 +741,7 @@
           <w:rFonts w:ascii="Avenir Next" w:hAnsi="Avenir Next" w:cs="Avenir Next" w:eastAsia="Avenir Next"/>
           <w:i/>
           <w:color w:val="5A5F66"/>
-          <w:sz w:val="17"/>
+          <w:sz w:val="22"/>
           <w:szCs w:val="17"/>
         </w:rPr>
         <w:t xml:space="preserve">fill in each step</w:t>
@@ -790,25 +799,25 @@
           <w:rFonts w:ascii="Avenir Next" w:hAnsi="Avenir Next" w:cs="Avenir Next" w:eastAsia="Avenir Next"/>
           <w:b/>
           <w:color w:val="003A70"/>
+          <w:sz w:val="22"/>
+          <w:szCs w:val="18"/>
+        </w:rPr>
+        <w:t xml:space="preserve">Step 1</w:t>
+      </w:r>
+      <w:r>
+        <w:rPr>
+          <w:rFonts w:ascii="Avenir Next" w:hAnsi="Avenir Next" w:cs="Avenir Next" w:eastAsia="Avenir Next"/>
+          <w:color w:val="1A1A1A"/>
           <w:sz w:val="18"/>
           <w:szCs w:val="18"/>
         </w:rPr>
-        <w:t xml:space="preserve">Step 1</w:t>
-      </w:r>
-      <w:r>
-        <w:rPr>
-          <w:rFonts w:ascii="Avenir Next" w:hAnsi="Avenir Next" w:cs="Avenir Next" w:eastAsia="Avenir Next"/>
-          <w:color w:val="1A1A1A"/>
-          <w:sz w:val="18"/>
-          <w:szCs w:val="18"/>
-        </w:rPr>
         <w:tab/>
       </w:r>
       <w:r>
         <w:rPr>
           <w:rFonts w:ascii="Avenir Next" w:hAnsi="Avenir Next" w:cs="Avenir Next" w:eastAsia="Avenir Next"/>
           <w:color w:val="1A1A1A"/>
-          <w:sz w:val="21"/>
+          <w:sz w:val="22"/>
           <w:szCs w:val="21"/>
         </w:rPr>
         <w:t xml:space="preserve">4 × 30 = </w:t>
@@ -838,35 +847,35 @@
           <w:rFonts w:ascii="Avenir Next" w:hAnsi="Avenir Next" w:cs="Avenir Next" w:eastAsia="Avenir Next"/>
           <w:b/>
           <w:color w:val="003A70"/>
+          <w:sz w:val="22"/>
+          <w:szCs w:val="18"/>
+        </w:rPr>
+        <w:t xml:space="preserve">Step 2</w:t>
+      </w:r>
+      <w:r>
+        <w:rPr>
+          <w:rFonts w:ascii="Avenir Next" w:hAnsi="Avenir Next" w:cs="Avenir Next" w:eastAsia="Avenir Next"/>
+          <w:color w:val="1A1A1A"/>
           <w:sz w:val="18"/>
           <w:szCs w:val="18"/>
         </w:rPr>
-        <w:t xml:space="preserve">Step 2</w:t>
-      </w:r>
-      <w:r>
-        <w:rPr>
-          <w:rFonts w:ascii="Avenir Next" w:hAnsi="Avenir Next" w:cs="Avenir Next" w:eastAsia="Avenir Next"/>
-          <w:color w:val="1A1A1A"/>
-          <w:sz w:val="18"/>
-          <w:szCs w:val="18"/>
-        </w:rPr>
         <w:tab/>
       </w:r>
       <w:r>
         <w:rPr>
           <w:rFonts w:ascii="Avenir Next" w:hAnsi="Avenir Next" w:cs="Avenir Next" w:eastAsia="Avenir Next"/>
           <w:color w:val="1A1A1A"/>
+          <w:sz w:val="22"/>
+          <w:szCs w:val="21"/>
+        </w:rPr>
+        <w:t xml:space="preserve">156 − 120 = </w:t>
+      </w:r>
+      <w:r>
+        <w:rPr>
+          <w:rFonts w:ascii="Avenir Next" w:hAnsi="Avenir Next" w:cs="Avenir Next" w:eastAsia="Avenir Next"/>
+          <w:color w:val="1A1A1A"/>
           <w:sz w:val="21"/>
           <w:szCs w:val="21"/>
-        </w:rPr>
-        <w:t xml:space="preserve">156 − 120 = </w:t>
-      </w:r>
-      <w:r>
-        <w:rPr>
-          <w:rFonts w:ascii="Avenir Next" w:hAnsi="Avenir Next" w:cs="Avenir Next" w:eastAsia="Avenir Next"/>
-          <w:color w:val="1A1A1A"/>
-          <w:sz w:val="21"/>
-          <w:szCs w:val="21"/>
           <w:u w:val="single"/>
         </w:rPr>
         <w:t xml:space="preserve">                </w:t>
@@ -875,7 +884,7 @@
         <w:rPr>
           <w:rFonts w:ascii="Avenir Next" w:hAnsi="Avenir Next" w:cs="Avenir Next" w:eastAsia="Avenir Next"/>
           <w:color w:val="1A1A1A"/>
-          <w:sz w:val="21"/>
+          <w:sz w:val="22"/>
           <w:szCs w:val="21"/>
         </w:rPr>
         <w:t xml:space="preserve">. 36 ÷ 4 = </w:t>
@@ -905,25 +914,25 @@
           <w:rFonts w:ascii="Avenir Next" w:hAnsi="Avenir Next" w:cs="Avenir Next" w:eastAsia="Avenir Next"/>
           <w:b/>
           <w:color w:val="003A70"/>
+          <w:sz w:val="22"/>
+          <w:szCs w:val="18"/>
+        </w:rPr>
+        <w:t xml:space="preserve">Step 3</w:t>
+      </w:r>
+      <w:r>
+        <w:rPr>
+          <w:rFonts w:ascii="Avenir Next" w:hAnsi="Avenir Next" w:cs="Avenir Next" w:eastAsia="Avenir Next"/>
+          <w:color w:val="1A1A1A"/>
           <w:sz w:val="18"/>
           <w:szCs w:val="18"/>
         </w:rPr>
-        <w:t xml:space="preserve">Step 3</w:t>
-      </w:r>
-      <w:r>
-        <w:rPr>
-          <w:rFonts w:ascii="Avenir Next" w:hAnsi="Avenir Next" w:cs="Avenir Next" w:eastAsia="Avenir Next"/>
-          <w:color w:val="1A1A1A"/>
-          <w:sz w:val="18"/>
-          <w:szCs w:val="18"/>
-        </w:rPr>
         <w:tab/>
       </w:r>
       <w:r>
         <w:rPr>
           <w:rFonts w:ascii="Avenir Next" w:hAnsi="Avenir Next" w:cs="Avenir Next" w:eastAsia="Avenir Next"/>
           <w:color w:val="1A1A1A"/>
-          <w:sz w:val="21"/>
+          <w:sz w:val="22"/>
           <w:szCs w:val="21"/>
         </w:rPr>
         <w:t xml:space="preserve">30 + 9 = </w:t>
@@ -996,25 +1005,25 @@
           <w:rFonts w:ascii="Avenir Next" w:hAnsi="Avenir Next" w:cs="Avenir Next" w:eastAsia="Avenir Next"/>
           <w:b/>
           <w:color w:val="003A70"/>
+          <w:sz w:val="22"/>
+          <w:szCs w:val="18"/>
+        </w:rPr>
+        <w:t xml:space="preserve">Step 1</w:t>
+      </w:r>
+      <w:r>
+        <w:rPr>
+          <w:rFonts w:ascii="Avenir Next" w:hAnsi="Avenir Next" w:cs="Avenir Next" w:eastAsia="Avenir Next"/>
+          <w:color w:val="1A1A1A"/>
           <w:sz w:val="18"/>
           <w:szCs w:val="18"/>
         </w:rPr>
-        <w:t xml:space="preserve">Step 1</w:t>
-      </w:r>
-      <w:r>
-        <w:rPr>
-          <w:rFonts w:ascii="Avenir Next" w:hAnsi="Avenir Next" w:cs="Avenir Next" w:eastAsia="Avenir Next"/>
-          <w:color w:val="1A1A1A"/>
-          <w:sz w:val="18"/>
-          <w:szCs w:val="18"/>
-        </w:rPr>
         <w:tab/>
       </w:r>
       <w:r>
         <w:rPr>
           <w:rFonts w:ascii="Avenir Next" w:hAnsi="Avenir Next" w:cs="Avenir Next" w:eastAsia="Avenir Next"/>
           <w:color w:val="1A1A1A"/>
-          <w:sz w:val="21"/>
+          <w:sz w:val="22"/>
           <w:szCs w:val="21"/>
         </w:rPr>
         <w:t xml:space="preserve">4 × 20 = </w:t>
@@ -1044,35 +1053,35 @@
           <w:rFonts w:ascii="Avenir Next" w:hAnsi="Avenir Next" w:cs="Avenir Next" w:eastAsia="Avenir Next"/>
           <w:b/>
           <w:color w:val="003A70"/>
+          <w:sz w:val="22"/>
+          <w:szCs w:val="18"/>
+        </w:rPr>
+        <w:t xml:space="preserve">Step 2</w:t>
+      </w:r>
+      <w:r>
+        <w:rPr>
+          <w:rFonts w:ascii="Avenir Next" w:hAnsi="Avenir Next" w:cs="Avenir Next" w:eastAsia="Avenir Next"/>
+          <w:color w:val="1A1A1A"/>
           <w:sz w:val="18"/>
           <w:szCs w:val="18"/>
         </w:rPr>
-        <w:t xml:space="preserve">Step 2</w:t>
-      </w:r>
-      <w:r>
-        <w:rPr>
-          <w:rFonts w:ascii="Avenir Next" w:hAnsi="Avenir Next" w:cs="Avenir Next" w:eastAsia="Avenir Next"/>
-          <w:color w:val="1A1A1A"/>
-          <w:sz w:val="18"/>
-          <w:szCs w:val="18"/>
-        </w:rPr>
         <w:tab/>
       </w:r>
       <w:r>
         <w:rPr>
           <w:rFonts w:ascii="Avenir Next" w:hAnsi="Avenir Next" w:cs="Avenir Next" w:eastAsia="Avenir Next"/>
           <w:color w:val="1A1A1A"/>
+          <w:sz w:val="22"/>
+          <w:szCs w:val="21"/>
+        </w:rPr>
+        <w:t xml:space="preserve">108 − 80 = </w:t>
+      </w:r>
+      <w:r>
+        <w:rPr>
+          <w:rFonts w:ascii="Avenir Next" w:hAnsi="Avenir Next" w:cs="Avenir Next" w:eastAsia="Avenir Next"/>
+          <w:color w:val="1A1A1A"/>
           <w:sz w:val="21"/>
           <w:szCs w:val="21"/>
-        </w:rPr>
-        <w:t xml:space="preserve">108 − 80 = </w:t>
-      </w:r>
-      <w:r>
-        <w:rPr>
-          <w:rFonts w:ascii="Avenir Next" w:hAnsi="Avenir Next" w:cs="Avenir Next" w:eastAsia="Avenir Next"/>
-          <w:color w:val="1A1A1A"/>
-          <w:sz w:val="21"/>
-          <w:szCs w:val="21"/>
           <w:u w:val="single"/>
         </w:rPr>
         <w:t xml:space="preserve">                </w:t>
@@ -1081,7 +1090,7 @@
         <w:rPr>
           <w:rFonts w:ascii="Avenir Next" w:hAnsi="Avenir Next" w:cs="Avenir Next" w:eastAsia="Avenir Next"/>
           <w:color w:val="1A1A1A"/>
-          <w:sz w:val="21"/>
+          <w:sz w:val="22"/>
           <w:szCs w:val="21"/>
         </w:rPr>
         <w:t xml:space="preserve">. 28 ÷ 4 = </w:t>
@@ -1111,35 +1120,35 @@
           <w:rFonts w:ascii="Avenir Next" w:hAnsi="Avenir Next" w:cs="Avenir Next" w:eastAsia="Avenir Next"/>
           <w:b/>
           <w:color w:val="003A70"/>
+          <w:sz w:val="22"/>
+          <w:szCs w:val="18"/>
+        </w:rPr>
+        <w:t xml:space="preserve">Step 3</w:t>
+      </w:r>
+      <w:r>
+        <w:rPr>
+          <w:rFonts w:ascii="Avenir Next" w:hAnsi="Avenir Next" w:cs="Avenir Next" w:eastAsia="Avenir Next"/>
+          <w:color w:val="1A1A1A"/>
           <w:sz w:val="18"/>
           <w:szCs w:val="18"/>
         </w:rPr>
-        <w:t xml:space="preserve">Step 3</w:t>
-      </w:r>
-      <w:r>
-        <w:rPr>
-          <w:rFonts w:ascii="Avenir Next" w:hAnsi="Avenir Next" w:cs="Avenir Next" w:eastAsia="Avenir Next"/>
-          <w:color w:val="1A1A1A"/>
-          <w:sz w:val="18"/>
-          <w:szCs w:val="18"/>
-        </w:rPr>
         <w:tab/>
       </w:r>
       <w:r>
         <w:rPr>
           <w:rFonts w:ascii="Avenir Next" w:hAnsi="Avenir Next" w:cs="Avenir Next" w:eastAsia="Avenir Next"/>
           <w:color w:val="1A1A1A"/>
+          <w:sz w:val="22"/>
+          <w:szCs w:val="21"/>
+        </w:rPr>
+        <w:t xml:space="preserve">20 + 7 = </w:t>
+      </w:r>
+      <w:r>
+        <w:rPr>
+          <w:rFonts w:ascii="Avenir Next" w:hAnsi="Avenir Next" w:cs="Avenir Next" w:eastAsia="Avenir Next"/>
+          <w:color w:val="1A1A1A"/>
           <w:sz w:val="21"/>
           <w:szCs w:val="21"/>
-        </w:rPr>
-        <w:t xml:space="preserve">20 + 7 = </w:t>
-      </w:r>
-      <w:r>
-        <w:rPr>
-          <w:rFonts w:ascii="Avenir Next" w:hAnsi="Avenir Next" w:cs="Avenir Next" w:eastAsia="Avenir Next"/>
-          <w:color w:val="1A1A1A"/>
-          <w:sz w:val="21"/>
-          <w:szCs w:val="21"/>
           <w:u w:val="single"/>
         </w:rPr>
         <w:t xml:space="preserve">                </w:t>
@@ -1152,6 +1161,7 @@
     </w:p>
     <w:p>
       <w:pPr>
+        <w:pStyle w:val="Heading2"/>
         <w:keepNext/>
         <w:pBdr>
           <w:bottom w:val="single" w:sz="8" w:space="3" w:color="003A70"/>
@@ -1167,7 +1177,7 @@
           <w:b/>
           <w:color w:val="003A70"/>
           <w:spacing w:val="14"/>
-          <w:sz w:val="19"/>
+          <w:sz w:val="22"/>
           <w:szCs w:val="19"/>
         </w:rPr>
         <w:t xml:space="preserve">YOUR TURN</w:t>
@@ -1186,7 +1196,7 @@
           <w:rFonts w:ascii="Avenir Next" w:hAnsi="Avenir Next" w:cs="Avenir Next" w:eastAsia="Avenir Next"/>
           <w:i/>
           <w:color w:val="5A5F66"/>
-          <w:sz w:val="17"/>
+          <w:sz w:val="22"/>
           <w:szCs w:val="17"/>
         </w:rPr>
         <w:t xml:space="preserve">use the steps on your own</w:t>
@@ -1358,7 +1368,7 @@
                       <w:szCs w:val="22"/>
                       <w:u w:val="single"/>
                     </w:rPr>
-                    <w:t xml:space="preserve">        </w:t>
+                    <w:t xml:space="preserve">            </w:t>
                   </w:r>
                 </w:p>
               </w:tc>
@@ -1420,7 +1430,7 @@
                       <w:szCs w:val="22"/>
                       <w:u w:val="single"/>
                     </w:rPr>
-                    <w:t xml:space="preserve">        </w:t>
+                    <w:t xml:space="preserve">            </w:t>
                   </w:r>
                 </w:p>
               </w:tc>
@@ -1482,7 +1492,7 @@
                       <w:szCs w:val="22"/>
                       <w:u w:val="single"/>
                     </w:rPr>
-                    <w:t xml:space="preserve">        </w:t>
+                    <w:t xml:space="preserve">            </w:t>
                   </w:r>
                 </w:p>
               </w:tc>
@@ -1550,7 +1560,7 @@
                       <w:szCs w:val="22"/>
                       <w:u w:val="single"/>
                     </w:rPr>
-                    <w:t xml:space="preserve">        </w:t>
+                    <w:t xml:space="preserve">            </w:t>
                   </w:r>
                 </w:p>
               </w:tc>
@@ -1612,7 +1622,7 @@
                       <w:szCs w:val="22"/>
                       <w:u w:val="single"/>
                     </w:rPr>
-                    <w:t xml:space="preserve">        </w:t>
+                    <w:t xml:space="preserve">            </w:t>
                   </w:r>
                 </w:p>
               </w:tc>
@@ -1674,7 +1684,7 @@
                       <w:szCs w:val="22"/>
                       <w:u w:val="single"/>
                     </w:rPr>
-                    <w:t xml:space="preserve">        </w:t>
+                    <w:t xml:space="preserve">            </w:t>
                   </w:r>
                 </w:p>
               </w:tc>
@@ -1697,7 +1707,7 @@
       <w:pPr>
         <w:pageBreakBefore/>
         <w:keepNext/>
-        <w:spacing w:before="0" w:after="12" w:line="264" w:lineRule="auto"/>
+        <w:spacing w:before="0" w:after="12" w:line="252" w:lineRule="auto"/>
       </w:pPr>
       <w:r>
         <w:rPr>
@@ -1706,7 +1716,7 @@
           <w:caps/>
           <w:color w:val="003A70"/>
           <w:spacing w:val="12"/>
-          <w:sz w:val="19"/>
+          <w:sz w:val="22"/>
           <w:szCs w:val="19"/>
         </w:rPr>
         <w:t xml:space="preserve">Lesson 3-2  ·  Session 1  ·  Prerequisite Practice A  ·  Skill 2 of 2</w:t>
@@ -1714,6 +1724,7 @@
     </w:p>
     <w:p>
       <w:pPr>
+        <w:pStyle w:val="Heading1"/>
         <w:keepNext/>
         <w:spacing w:before="0" w:after="10" w:line="240" w:lineRule="auto"/>
       </w:pPr>
@@ -1733,13 +1744,13 @@
         <w:pBdr>
           <w:bottom w:val="single" w:sz="4" w:space="5" w:color="C9CDD2"/>
         </w:pBdr>
-        <w:spacing w:before="0" w:after="60" w:line="264" w:lineRule="auto"/>
+        <w:spacing w:before="0" w:after="60" w:line="252" w:lineRule="auto"/>
       </w:pPr>
       <w:r>
         <w:rPr>
           <w:rFonts w:ascii="Avenir Next" w:hAnsi="Avenir Next" w:cs="Avenir Next" w:eastAsia="Avenir Next"/>
           <w:color w:val="5A5F66"/>
-          <w:sz w:val="17"/>
+          <w:sz w:val="22"/>
           <w:szCs w:val="17"/>
         </w:rPr>
         <w:t xml:space="preserve">Builds on Grade 5 · 5.NBT.B.5</w:t>
@@ -1782,7 +1793,8 @@
           </w:tcPr>
           <w:p>
             <w:pPr>
-              <w:spacing w:before="0" w:after="0" w:line="252" w:lineRule="auto"/>
+              <w:pStyle w:val="Heading2"/>
+              <w:spacing w:before="0" w:after="0" w:line="246" w:lineRule="auto"/>
             </w:pPr>
             <w:r>
               <w:rPr>
@@ -1805,13 +1817,13 @@
           </w:tcPr>
           <w:p>
             <w:pPr>
-              <w:spacing w:before="0" w:after="0" w:line="264" w:lineRule="auto"/>
+              <w:spacing w:before="0" w:after="0" w:line="252" w:lineRule="auto"/>
             </w:pPr>
             <w:r>
               <w:rPr>
                 <w:rFonts w:ascii="Avenir Next" w:hAnsi="Avenir Next" w:cs="Avenir Next" w:eastAsia="Avenir Next"/>
                 <w:color w:val="1A1A1A"/>
-                <w:sz w:val="20"/>
+                <w:sz w:val="22"/>
                 <w:szCs w:val="20"/>
               </w:rPr>
               <w:t xml:space="preserve">The printer makes 36 pages per minute. Pages in 15 minutes is 36 × 15.</w:t>
@@ -1831,7 +1843,8 @@
           </w:tcPr>
           <w:p>
             <w:pPr>
-              <w:spacing w:before="0" w:after="0" w:line="252" w:lineRule="auto"/>
+              <w:pStyle w:val="Heading2"/>
+              <w:spacing w:before="0" w:after="0" w:line="246" w:lineRule="auto"/>
             </w:pPr>
             <w:r>
               <w:rPr>
@@ -1854,13 +1867,13 @@
           </w:tcPr>
           <w:p>
             <w:pPr>
-              <w:spacing w:before="0" w:after="0" w:line="264" w:lineRule="auto"/>
+              <w:spacing w:before="0" w:after="0" w:line="252" w:lineRule="auto"/>
             </w:pPr>
             <w:r>
               <w:rPr>
                 <w:rFonts w:ascii="Avenir Next" w:hAnsi="Avenir Next" w:cs="Avenir Next" w:eastAsia="Avenir Next"/>
                 <w:color w:val="1A1A1A"/>
-                <w:sz w:val="20"/>
+                <w:sz w:val="22"/>
                 <w:szCs w:val="20"/>
               </w:rPr>
               <w:t xml:space="preserve">Multiply two 2-digit numbers, like 36 × 15.  </w:t>
@@ -1870,7 +1883,7 @@
                 <w:rFonts w:ascii="Avenir Next" w:hAnsi="Avenir Next" w:cs="Avenir Next" w:eastAsia="Avenir Next"/>
                 <w:b/>
                 <w:color w:val="1A1A1A"/>
-                <w:sz w:val="20"/>
+                <w:sz w:val="22"/>
                 <w:szCs w:val="20"/>
               </w:rPr>
               <w:t xml:space="preserve">You will use it in Practice Form A, problem 8.</w:t>
@@ -1881,6 +1894,7 @@
     </w:tbl>
     <w:p>
       <w:pPr>
+        <w:pStyle w:val="Heading2"/>
         <w:keepNext/>
         <w:pBdr>
           <w:bottom w:val="single" w:sz="8" w:space="3" w:color="003A70"/>
@@ -1896,7 +1910,7 @@
           <w:b/>
           <w:color w:val="003A70"/>
           <w:spacing w:val="14"/>
-          <w:sz w:val="19"/>
+          <w:sz w:val="22"/>
           <w:szCs w:val="19"/>
         </w:rPr>
         <w:t xml:space="preserve">STEPS TO FOLLOW</w:t>
@@ -1915,7 +1929,7 @@
           <w:rFonts w:ascii="Avenir Next" w:hAnsi="Avenir Next" w:cs="Avenir Next" w:eastAsia="Avenir Next"/>
           <w:i/>
           <w:color w:val="5A5F66"/>
-          <w:sz w:val="17"/>
+          <w:sz w:val="22"/>
           <w:szCs w:val="17"/>
         </w:rPr>
         <w:t xml:space="preserve">use these same steps on every problem</w:t>
@@ -1957,6 +1971,7 @@
           </w:tcPr>
           <w:p>
             <w:pPr>
+              <w:pStyle w:val="Heading1"/>
               <w:spacing w:before="0" w:after="0" w:line="240" w:lineRule="auto"/>
               <w:jc w:val="center"/>
             </w:pPr>
@@ -1979,14 +1994,14 @@
           </w:tcPr>
           <w:p>
             <w:pPr>
-              <w:spacing w:before="0" w:after="0" w:line="264" w:lineRule="auto"/>
+              <w:spacing w:before="0" w:after="0" w:line="252" w:lineRule="auto"/>
             </w:pPr>
             <w:r>
               <w:rPr>
                 <w:rFonts w:ascii="Avenir Next" w:hAnsi="Avenir Next" w:cs="Avenir Next" w:eastAsia="Avenir Next"/>
                 <w:b/>
                 <w:color w:val="1A1A1A"/>
-                <w:sz w:val="21"/>
+                <w:sz w:val="22"/>
                 <w:szCs w:val="21"/>
               </w:rPr>
               <w:t xml:space="preserve">Break</w:t>
@@ -1995,7 +2010,7 @@
               <w:rPr>
                 <w:rFonts w:ascii="Avenir Next" w:hAnsi="Avenir Next" w:cs="Avenir Next" w:eastAsia="Avenir Next"/>
                 <w:color w:val="1A1A1A"/>
-                <w:sz w:val="21"/>
+                <w:sz w:val="22"/>
                 <w:szCs w:val="21"/>
               </w:rPr>
               <w:t xml:space="preserve"> the second number into tens and ones.</w:t>
@@ -2014,6 +2029,7 @@
           </w:tcPr>
           <w:p>
             <w:pPr>
+              <w:pStyle w:val="Heading1"/>
               <w:spacing w:before="0" w:after="0" w:line="240" w:lineRule="auto"/>
               <w:jc w:val="center"/>
             </w:pPr>
@@ -2036,14 +2052,14 @@
           </w:tcPr>
           <w:p>
             <w:pPr>
-              <w:spacing w:before="0" w:after="0" w:line="264" w:lineRule="auto"/>
+              <w:spacing w:before="0" w:after="0" w:line="252" w:lineRule="auto"/>
             </w:pPr>
             <w:r>
               <w:rPr>
                 <w:rFonts w:ascii="Avenir Next" w:hAnsi="Avenir Next" w:cs="Avenir Next" w:eastAsia="Avenir Next"/>
                 <w:b/>
                 <w:color w:val="1A1A1A"/>
-                <w:sz w:val="21"/>
+                <w:sz w:val="22"/>
                 <w:szCs w:val="21"/>
               </w:rPr>
               <w:t xml:space="preserve">Multiply</w:t>
@@ -2052,7 +2068,7 @@
               <w:rPr>
                 <w:rFonts w:ascii="Avenir Next" w:hAnsi="Avenir Next" w:cs="Avenir Next" w:eastAsia="Avenir Next"/>
                 <w:color w:val="1A1A1A"/>
-                <w:sz w:val="21"/>
+                <w:sz w:val="22"/>
                 <w:szCs w:val="21"/>
               </w:rPr>
               <w:t xml:space="preserve"> the first number by each part.</w:t>
@@ -2071,6 +2087,7 @@
           </w:tcPr>
           <w:p>
             <w:pPr>
+              <w:pStyle w:val="Heading1"/>
               <w:spacing w:before="0" w:after="0" w:line="240" w:lineRule="auto"/>
               <w:jc w:val="center"/>
             </w:pPr>
@@ -2093,14 +2110,14 @@
           </w:tcPr>
           <w:p>
             <w:pPr>
-              <w:spacing w:before="0" w:after="0" w:line="264" w:lineRule="auto"/>
+              <w:spacing w:before="0" w:after="0" w:line="252" w:lineRule="auto"/>
             </w:pPr>
             <w:r>
               <w:rPr>
                 <w:rFonts w:ascii="Avenir Next" w:hAnsi="Avenir Next" w:cs="Avenir Next" w:eastAsia="Avenir Next"/>
                 <w:b/>
                 <w:color w:val="1A1A1A"/>
-                <w:sz w:val="21"/>
+                <w:sz w:val="22"/>
                 <w:szCs w:val="21"/>
               </w:rPr>
               <w:t xml:space="preserve">Add</w:t>
@@ -2109,7 +2126,7 @@
               <w:rPr>
                 <w:rFonts w:ascii="Avenir Next" w:hAnsi="Avenir Next" w:cs="Avenir Next" w:eastAsia="Avenir Next"/>
                 <w:color w:val="1A1A1A"/>
-                <w:sz w:val="21"/>
+                <w:sz w:val="22"/>
                 <w:szCs w:val="21"/>
               </w:rPr>
               <w:t xml:space="preserve"> the two products.</w:t>
@@ -2120,6 +2137,7 @@
     </w:tbl>
     <w:p>
       <w:pPr>
+        <w:pStyle w:val="Heading2"/>
         <w:keepNext/>
         <w:pBdr>
           <w:bottom w:val="single" w:sz="8" w:space="3" w:color="003A70"/>
@@ -2135,7 +2153,7 @@
           <w:b/>
           <w:color w:val="003A70"/>
           <w:spacing w:val="14"/>
-          <w:sz w:val="19"/>
+          <w:sz w:val="22"/>
           <w:szCs w:val="19"/>
         </w:rPr>
         <w:t xml:space="preserve">WATCH ME</w:t>
@@ -2154,7 +2172,7 @@
           <w:rFonts w:ascii="Avenir Next" w:hAnsi="Avenir Next" w:cs="Avenir Next" w:eastAsia="Avenir Next"/>
           <w:i/>
           <w:color w:val="5A5F66"/>
-          <w:sz w:val="17"/>
+          <w:sz w:val="22"/>
           <w:szCs w:val="17"/>
         </w:rPr>
         <w:t xml:space="preserve">the steps in action</w:t>
@@ -2162,14 +2180,14 @@
     </w:p>
     <w:p>
       <w:pPr>
-        <w:spacing w:before="0" w:after="40" w:line="264" w:lineRule="auto"/>
+        <w:spacing w:before="0" w:after="40" w:line="252" w:lineRule="auto"/>
       </w:pPr>
       <w:r>
         <w:rPr>
           <w:rFonts w:ascii="Avenir Next" w:hAnsi="Avenir Next" w:cs="Avenir Next" w:eastAsia="Avenir Next"/>
           <w:b/>
           <w:color w:val="1A1A1A"/>
-          <w:sz w:val="21"/>
+          <w:sz w:val="22"/>
           <w:szCs w:val="21"/>
         </w:rPr>
         <w:t xml:space="preserve">Find 36 × 15.</w:t>
@@ -2180,7 +2198,7 @@
         <w:tabs>
           <w:tab w:val="left" w:pos="950"/>
         </w:tabs>
-        <w:spacing w:before="0" w:after="24" w:line="256" w:lineRule="auto"/>
+        <w:spacing w:before="0" w:after="24" w:line="248" w:lineRule="auto"/>
         <w:ind w:left="950" w:hanging="950"/>
       </w:pPr>
       <w:r>
@@ -2188,25 +2206,25 @@
           <w:rFonts w:ascii="Avenir Next" w:hAnsi="Avenir Next" w:cs="Avenir Next" w:eastAsia="Avenir Next"/>
           <w:b/>
           <w:color w:val="003A70"/>
+          <w:sz w:val="22"/>
+          <w:szCs w:val="19"/>
+        </w:rPr>
+        <w:t xml:space="preserve">Step 1</w:t>
+      </w:r>
+      <w:r>
+        <w:rPr>
+          <w:rFonts w:ascii="Avenir Next" w:hAnsi="Avenir Next" w:cs="Avenir Next" w:eastAsia="Avenir Next"/>
+          <w:color w:val="1A1A1A"/>
           <w:sz w:val="19"/>
           <w:szCs w:val="19"/>
         </w:rPr>
-        <w:t xml:space="preserve">Step 1</w:t>
-      </w:r>
-      <w:r>
-        <w:rPr>
-          <w:rFonts w:ascii="Avenir Next" w:hAnsi="Avenir Next" w:cs="Avenir Next" w:eastAsia="Avenir Next"/>
-          <w:color w:val="1A1A1A"/>
-          <w:sz w:val="19"/>
-          <w:szCs w:val="19"/>
-        </w:rPr>
         <w:tab/>
       </w:r>
       <w:r>
         <w:rPr>
           <w:rFonts w:ascii="Avenir Next" w:hAnsi="Avenir Next" w:cs="Avenir Next" w:eastAsia="Avenir Next"/>
           <w:color w:val="1A1A1A"/>
-          <w:sz w:val="21"/>
+          <w:sz w:val="22"/>
           <w:szCs w:val="21"/>
         </w:rPr>
         <w:t xml:space="preserve">15 = 10 + 5.</w:t>
@@ -2217,7 +2235,7 @@
         <w:tabs>
           <w:tab w:val="left" w:pos="950"/>
         </w:tabs>
-        <w:spacing w:before="0" w:after="24" w:line="256" w:lineRule="auto"/>
+        <w:spacing w:before="0" w:after="24" w:line="248" w:lineRule="auto"/>
         <w:ind w:left="950" w:hanging="950"/>
       </w:pPr>
       <w:r>
@@ -2225,25 +2243,25 @@
           <w:rFonts w:ascii="Avenir Next" w:hAnsi="Avenir Next" w:cs="Avenir Next" w:eastAsia="Avenir Next"/>
           <w:b/>
           <w:color w:val="003A70"/>
+          <w:sz w:val="22"/>
+          <w:szCs w:val="19"/>
+        </w:rPr>
+        <w:t xml:space="preserve">Step 2</w:t>
+      </w:r>
+      <w:r>
+        <w:rPr>
+          <w:rFonts w:ascii="Avenir Next" w:hAnsi="Avenir Next" w:cs="Avenir Next" w:eastAsia="Avenir Next"/>
+          <w:color w:val="1A1A1A"/>
           <w:sz w:val="19"/>
           <w:szCs w:val="19"/>
         </w:rPr>
-        <w:t xml:space="preserve">Step 2</w:t>
-      </w:r>
-      <w:r>
-        <w:rPr>
-          <w:rFonts w:ascii="Avenir Next" w:hAnsi="Avenir Next" w:cs="Avenir Next" w:eastAsia="Avenir Next"/>
-          <w:color w:val="1A1A1A"/>
-          <w:sz w:val="19"/>
-          <w:szCs w:val="19"/>
-        </w:rPr>
         <w:tab/>
       </w:r>
       <w:r>
         <w:rPr>
           <w:rFonts w:ascii="Avenir Next" w:hAnsi="Avenir Next" w:cs="Avenir Next" w:eastAsia="Avenir Next"/>
           <w:color w:val="1A1A1A"/>
-          <w:sz w:val="21"/>
+          <w:sz w:val="22"/>
           <w:szCs w:val="21"/>
         </w:rPr>
         <w:t xml:space="preserve">36 × 10 = 360 and 36 × 5 = 180.</w:t>
@@ -2254,7 +2272,7 @@
         <w:tabs>
           <w:tab w:val="left" w:pos="950"/>
         </w:tabs>
-        <w:spacing w:before="0" w:after="24" w:line="256" w:lineRule="auto"/>
+        <w:spacing w:before="0" w:after="24" w:line="248" w:lineRule="auto"/>
         <w:ind w:left="950" w:hanging="950"/>
       </w:pPr>
       <w:r>
@@ -2262,25 +2280,25 @@
           <w:rFonts w:ascii="Avenir Next" w:hAnsi="Avenir Next" w:cs="Avenir Next" w:eastAsia="Avenir Next"/>
           <w:b/>
           <w:color w:val="003A70"/>
+          <w:sz w:val="22"/>
+          <w:szCs w:val="19"/>
+        </w:rPr>
+        <w:t xml:space="preserve">Step 3</w:t>
+      </w:r>
+      <w:r>
+        <w:rPr>
+          <w:rFonts w:ascii="Avenir Next" w:hAnsi="Avenir Next" w:cs="Avenir Next" w:eastAsia="Avenir Next"/>
+          <w:color w:val="1A1A1A"/>
           <w:sz w:val="19"/>
           <w:szCs w:val="19"/>
         </w:rPr>
-        <w:t xml:space="preserve">Step 3</w:t>
-      </w:r>
-      <w:r>
-        <w:rPr>
-          <w:rFonts w:ascii="Avenir Next" w:hAnsi="Avenir Next" w:cs="Avenir Next" w:eastAsia="Avenir Next"/>
-          <w:color w:val="1A1A1A"/>
-          <w:sz w:val="19"/>
-          <w:szCs w:val="19"/>
-        </w:rPr>
         <w:tab/>
       </w:r>
       <w:r>
         <w:rPr>
           <w:rFonts w:ascii="Avenir Next" w:hAnsi="Avenir Next" w:cs="Avenir Next" w:eastAsia="Avenir Next"/>
           <w:color w:val="1A1A1A"/>
-          <w:sz w:val="21"/>
+          <w:sz w:val="22"/>
           <w:szCs w:val="21"/>
         </w:rPr>
         <w:t xml:space="preserve">360 + 180 = 540.</w:t>
@@ -2291,7 +2309,7 @@
         <w:tabs>
           <w:tab w:val="left" w:pos="950"/>
         </w:tabs>
-        <w:spacing w:before="20" w:after="0" w:line="256" w:lineRule="auto"/>
+        <w:spacing w:before="20" w:after="0" w:line="248" w:lineRule="auto"/>
         <w:ind w:left="950" w:hanging="950"/>
       </w:pPr>
       <w:r>
@@ -2299,18 +2317,18 @@
           <w:rFonts w:ascii="Avenir Next" w:hAnsi="Avenir Next" w:cs="Avenir Next" w:eastAsia="Avenir Next"/>
           <w:b/>
           <w:color w:val="1A1A1A"/>
+          <w:sz w:val="22"/>
+          <w:szCs w:val="21"/>
+        </w:rPr>
+        <w:t xml:space="preserve">Answer</w:t>
+      </w:r>
+      <w:r>
+        <w:rPr>
+          <w:rFonts w:ascii="Avenir Next" w:hAnsi="Avenir Next" w:cs="Avenir Next" w:eastAsia="Avenir Next"/>
+          <w:color w:val="1A1A1A"/>
           <w:sz w:val="21"/>
           <w:szCs w:val="21"/>
         </w:rPr>
-        <w:t xml:space="preserve">Answer</w:t>
-      </w:r>
-      <w:r>
-        <w:rPr>
-          <w:rFonts w:ascii="Avenir Next" w:hAnsi="Avenir Next" w:cs="Avenir Next" w:eastAsia="Avenir Next"/>
-          <w:color w:val="1A1A1A"/>
-          <w:sz w:val="21"/>
-          <w:szCs w:val="21"/>
-        </w:rPr>
         <w:tab/>
       </w:r>
       <w:r>
@@ -2318,7 +2336,7 @@
           <w:rFonts w:ascii="Avenir Next" w:hAnsi="Avenir Next" w:cs="Avenir Next" w:eastAsia="Avenir Next"/>
           <w:b/>
           <w:color w:val="1A1A1A"/>
-          <w:sz w:val="21"/>
+          <w:sz w:val="22"/>
           <w:szCs w:val="21"/>
         </w:rPr>
         <w:t xml:space="preserve">540</w:t>
@@ -2326,6 +2344,7 @@
     </w:p>
     <w:p>
       <w:pPr>
+        <w:pStyle w:val="Heading2"/>
         <w:keepNext/>
         <w:pBdr>
           <w:bottom w:val="single" w:sz="8" w:space="3" w:color="003A70"/>
@@ -2341,7 +2360,7 @@
           <w:b/>
           <w:color w:val="003A70"/>
           <w:spacing w:val="14"/>
-          <w:sz w:val="19"/>
+          <w:sz w:val="22"/>
           <w:szCs w:val="19"/>
         </w:rPr>
         <w:t xml:space="preserve">TRY IT WITH HELP</w:t>
@@ -2360,7 +2379,7 @@
           <w:rFonts w:ascii="Avenir Next" w:hAnsi="Avenir Next" w:cs="Avenir Next" w:eastAsia="Avenir Next"/>
           <w:i/>
           <w:color w:val="5A5F66"/>
-          <w:sz w:val="17"/>
+          <w:sz w:val="22"/>
           <w:szCs w:val="17"/>
         </w:rPr>
         <w:t xml:space="preserve">fill in each step</w:t>
@@ -2372,7 +2391,7 @@
         <w:tabs>
           <w:tab w:val="left" w:pos="432"/>
         </w:tabs>
-        <w:spacing w:before="90" w:after="40" w:line="268" w:lineRule="auto"/>
+        <w:spacing w:before="90" w:after="40" w:line="254" w:lineRule="auto"/>
         <w:ind w:left="432" w:hanging="432"/>
       </w:pPr>
       <w:r>
@@ -2410,7 +2429,7 @@
         <w:tabs>
           <w:tab w:val="left" w:pos="1300"/>
         </w:tabs>
-        <w:spacing w:before="0" w:after="24" w:line="272" w:lineRule="auto"/>
+        <w:spacing w:before="0" w:after="24" w:line="256" w:lineRule="auto"/>
         <w:ind w:left="1300" w:hanging="868"/>
       </w:pPr>
       <w:r>
@@ -2418,25 +2437,25 @@
           <w:rFonts w:ascii="Avenir Next" w:hAnsi="Avenir Next" w:cs="Avenir Next" w:eastAsia="Avenir Next"/>
           <w:b/>
           <w:color w:val="003A70"/>
+          <w:sz w:val="22"/>
+          <w:szCs w:val="18"/>
+        </w:rPr>
+        <w:t xml:space="preserve">Step 1</w:t>
+      </w:r>
+      <w:r>
+        <w:rPr>
+          <w:rFonts w:ascii="Avenir Next" w:hAnsi="Avenir Next" w:cs="Avenir Next" w:eastAsia="Avenir Next"/>
+          <w:color w:val="1A1A1A"/>
           <w:sz w:val="18"/>
           <w:szCs w:val="18"/>
         </w:rPr>
-        <w:t xml:space="preserve">Step 1</w:t>
-      </w:r>
-      <w:r>
-        <w:rPr>
-          <w:rFonts w:ascii="Avenir Next" w:hAnsi="Avenir Next" w:cs="Avenir Next" w:eastAsia="Avenir Next"/>
-          <w:color w:val="1A1A1A"/>
-          <w:sz w:val="18"/>
-          <w:szCs w:val="18"/>
-        </w:rPr>
         <w:tab/>
       </w:r>
       <w:r>
         <w:rPr>
           <w:rFonts w:ascii="Avenir Next" w:hAnsi="Avenir Next" w:cs="Avenir Next" w:eastAsia="Avenir Next"/>
           <w:color w:val="1A1A1A"/>
-          <w:sz w:val="21"/>
+          <w:sz w:val="22"/>
           <w:szCs w:val="21"/>
         </w:rPr>
         <w:t xml:space="preserve">12 = 10 + </w:t>
@@ -2458,7 +2477,7 @@
         <w:tabs>
           <w:tab w:val="left" w:pos="1300"/>
         </w:tabs>
-        <w:spacing w:before="0" w:after="24" w:line="272" w:lineRule="auto"/>
+        <w:spacing w:before="0" w:after="24" w:line="256" w:lineRule="auto"/>
         <w:ind w:left="1300" w:hanging="868"/>
       </w:pPr>
       <w:r>
@@ -2466,35 +2485,35 @@
           <w:rFonts w:ascii="Avenir Next" w:hAnsi="Avenir Next" w:cs="Avenir Next" w:eastAsia="Avenir Next"/>
           <w:b/>
           <w:color w:val="003A70"/>
+          <w:sz w:val="22"/>
+          <w:szCs w:val="18"/>
+        </w:rPr>
+        <w:t xml:space="preserve">Step 2</w:t>
+      </w:r>
+      <w:r>
+        <w:rPr>
+          <w:rFonts w:ascii="Avenir Next" w:hAnsi="Avenir Next" w:cs="Avenir Next" w:eastAsia="Avenir Next"/>
+          <w:color w:val="1A1A1A"/>
           <w:sz w:val="18"/>
           <w:szCs w:val="18"/>
         </w:rPr>
-        <w:t xml:space="preserve">Step 2</w:t>
-      </w:r>
-      <w:r>
-        <w:rPr>
-          <w:rFonts w:ascii="Avenir Next" w:hAnsi="Avenir Next" w:cs="Avenir Next" w:eastAsia="Avenir Next"/>
-          <w:color w:val="1A1A1A"/>
-          <w:sz w:val="18"/>
-          <w:szCs w:val="18"/>
-        </w:rPr>
         <w:tab/>
       </w:r>
       <w:r>
         <w:rPr>
           <w:rFonts w:ascii="Avenir Next" w:hAnsi="Avenir Next" w:cs="Avenir Next" w:eastAsia="Avenir Next"/>
           <w:color w:val="1A1A1A"/>
+          <w:sz w:val="22"/>
+          <w:szCs w:val="21"/>
+        </w:rPr>
+        <w:t xml:space="preserve">24 × 10 = </w:t>
+      </w:r>
+      <w:r>
+        <w:rPr>
+          <w:rFonts w:ascii="Avenir Next" w:hAnsi="Avenir Next" w:cs="Avenir Next" w:eastAsia="Avenir Next"/>
+          <w:color w:val="1A1A1A"/>
           <w:sz w:val="21"/>
           <w:szCs w:val="21"/>
-        </w:rPr>
-        <w:t xml:space="preserve">24 × 10 = </w:t>
-      </w:r>
-      <w:r>
-        <w:rPr>
-          <w:rFonts w:ascii="Avenir Next" w:hAnsi="Avenir Next" w:cs="Avenir Next" w:eastAsia="Avenir Next"/>
-          <w:color w:val="1A1A1A"/>
-          <w:sz w:val="21"/>
-          <w:szCs w:val="21"/>
           <w:u w:val="single"/>
         </w:rPr>
         <w:t xml:space="preserve">                </w:t>
@@ -2503,7 +2522,7 @@
         <w:rPr>
           <w:rFonts w:ascii="Avenir Next" w:hAnsi="Avenir Next" w:cs="Avenir Next" w:eastAsia="Avenir Next"/>
           <w:color w:val="1A1A1A"/>
-          <w:sz w:val="21"/>
+          <w:sz w:val="22"/>
           <w:szCs w:val="21"/>
         </w:rPr>
         <w:t xml:space="preserve"> and 24 × 2 = </w:t>
@@ -2525,7 +2544,7 @@
         <w:tabs>
           <w:tab w:val="left" w:pos="1300"/>
         </w:tabs>
-        <w:spacing w:before="0" w:after="24" w:line="272" w:lineRule="auto"/>
+        <w:spacing w:before="0" w:after="24" w:line="256" w:lineRule="auto"/>
         <w:ind w:left="1300" w:hanging="868"/>
       </w:pPr>
       <w:r>
@@ -2533,25 +2552,25 @@
           <w:rFonts w:ascii="Avenir Next" w:hAnsi="Avenir Next" w:cs="Avenir Next" w:eastAsia="Avenir Next"/>
           <w:b/>
           <w:color w:val="003A70"/>
+          <w:sz w:val="22"/>
+          <w:szCs w:val="18"/>
+        </w:rPr>
+        <w:t xml:space="preserve">Step 3</w:t>
+      </w:r>
+      <w:r>
+        <w:rPr>
+          <w:rFonts w:ascii="Avenir Next" w:hAnsi="Avenir Next" w:cs="Avenir Next" w:eastAsia="Avenir Next"/>
+          <w:color w:val="1A1A1A"/>
           <w:sz w:val="18"/>
           <w:szCs w:val="18"/>
         </w:rPr>
-        <w:t xml:space="preserve">Step 3</w:t>
-      </w:r>
-      <w:r>
-        <w:rPr>
-          <w:rFonts w:ascii="Avenir Next" w:hAnsi="Avenir Next" w:cs="Avenir Next" w:eastAsia="Avenir Next"/>
-          <w:color w:val="1A1A1A"/>
-          <w:sz w:val="18"/>
-          <w:szCs w:val="18"/>
-        </w:rPr>
         <w:tab/>
       </w:r>
       <w:r>
         <w:rPr>
           <w:rFonts w:ascii="Avenir Next" w:hAnsi="Avenir Next" w:cs="Avenir Next" w:eastAsia="Avenir Next"/>
           <w:color w:val="1A1A1A"/>
-          <w:sz w:val="21"/>
+          <w:sz w:val="22"/>
           <w:szCs w:val="21"/>
         </w:rPr>
         <w:t xml:space="preserve">240 + 48 = </w:t>
@@ -2578,7 +2597,7 @@
         <w:tabs>
           <w:tab w:val="left" w:pos="432"/>
         </w:tabs>
-        <w:spacing w:before="90" w:after="40" w:line="268" w:lineRule="auto"/>
+        <w:spacing w:before="90" w:after="40" w:line="254" w:lineRule="auto"/>
         <w:ind w:left="432" w:hanging="432"/>
       </w:pPr>
       <w:r>
@@ -2616,7 +2635,7 @@
         <w:tabs>
           <w:tab w:val="left" w:pos="1300"/>
         </w:tabs>
-        <w:spacing w:before="0" w:after="24" w:line="272" w:lineRule="auto"/>
+        <w:spacing w:before="0" w:after="24" w:line="256" w:lineRule="auto"/>
         <w:ind w:left="1300" w:hanging="868"/>
       </w:pPr>
       <w:r>
@@ -2624,25 +2643,25 @@
           <w:rFonts w:ascii="Avenir Next" w:hAnsi="Avenir Next" w:cs="Avenir Next" w:eastAsia="Avenir Next"/>
           <w:b/>
           <w:color w:val="003A70"/>
+          <w:sz w:val="22"/>
+          <w:szCs w:val="18"/>
+        </w:rPr>
+        <w:t xml:space="preserve">Step 1</w:t>
+      </w:r>
+      <w:r>
+        <w:rPr>
+          <w:rFonts w:ascii="Avenir Next" w:hAnsi="Avenir Next" w:cs="Avenir Next" w:eastAsia="Avenir Next"/>
+          <w:color w:val="1A1A1A"/>
           <w:sz w:val="18"/>
           <w:szCs w:val="18"/>
         </w:rPr>
-        <w:t xml:space="preserve">Step 1</w:t>
-      </w:r>
-      <w:r>
-        <w:rPr>
-          <w:rFonts w:ascii="Avenir Next" w:hAnsi="Avenir Next" w:cs="Avenir Next" w:eastAsia="Avenir Next"/>
-          <w:color w:val="1A1A1A"/>
-          <w:sz w:val="18"/>
-          <w:szCs w:val="18"/>
-        </w:rPr>
         <w:tab/>
       </w:r>
       <w:r>
         <w:rPr>
           <w:rFonts w:ascii="Avenir Next" w:hAnsi="Avenir Next" w:cs="Avenir Next" w:eastAsia="Avenir Next"/>
           <w:color w:val="1A1A1A"/>
-          <w:sz w:val="21"/>
+          <w:sz w:val="22"/>
           <w:szCs w:val="21"/>
         </w:rPr>
         <w:t xml:space="preserve">14 = 10 + </w:t>
@@ -2664,7 +2683,7 @@
         <w:tabs>
           <w:tab w:val="left" w:pos="1300"/>
         </w:tabs>
-        <w:spacing w:before="0" w:after="24" w:line="272" w:lineRule="auto"/>
+        <w:spacing w:before="0" w:after="24" w:line="256" w:lineRule="auto"/>
         <w:ind w:left="1300" w:hanging="868"/>
       </w:pPr>
       <w:r>
@@ -2672,35 +2691,35 @@
           <w:rFonts w:ascii="Avenir Next" w:hAnsi="Avenir Next" w:cs="Avenir Next" w:eastAsia="Avenir Next"/>
           <w:b/>
           <w:color w:val="003A70"/>
+          <w:sz w:val="22"/>
+          <w:szCs w:val="18"/>
+        </w:rPr>
+        <w:t xml:space="preserve">Step 2</w:t>
+      </w:r>
+      <w:r>
+        <w:rPr>
+          <w:rFonts w:ascii="Avenir Next" w:hAnsi="Avenir Next" w:cs="Avenir Next" w:eastAsia="Avenir Next"/>
+          <w:color w:val="1A1A1A"/>
           <w:sz w:val="18"/>
           <w:szCs w:val="18"/>
         </w:rPr>
-        <w:t xml:space="preserve">Step 2</w:t>
-      </w:r>
-      <w:r>
-        <w:rPr>
-          <w:rFonts w:ascii="Avenir Next" w:hAnsi="Avenir Next" w:cs="Avenir Next" w:eastAsia="Avenir Next"/>
-          <w:color w:val="1A1A1A"/>
-          <w:sz w:val="18"/>
-          <w:szCs w:val="18"/>
-        </w:rPr>
         <w:tab/>
       </w:r>
       <w:r>
         <w:rPr>
           <w:rFonts w:ascii="Avenir Next" w:hAnsi="Avenir Next" w:cs="Avenir Next" w:eastAsia="Avenir Next"/>
           <w:color w:val="1A1A1A"/>
+          <w:sz w:val="22"/>
+          <w:szCs w:val="21"/>
+        </w:rPr>
+        <w:t xml:space="preserve">30 × 10 = </w:t>
+      </w:r>
+      <w:r>
+        <w:rPr>
+          <w:rFonts w:ascii="Avenir Next" w:hAnsi="Avenir Next" w:cs="Avenir Next" w:eastAsia="Avenir Next"/>
+          <w:color w:val="1A1A1A"/>
           <w:sz w:val="21"/>
           <w:szCs w:val="21"/>
-        </w:rPr>
-        <w:t xml:space="preserve">30 × 10 = </w:t>
-      </w:r>
-      <w:r>
-        <w:rPr>
-          <w:rFonts w:ascii="Avenir Next" w:hAnsi="Avenir Next" w:cs="Avenir Next" w:eastAsia="Avenir Next"/>
-          <w:color w:val="1A1A1A"/>
-          <w:sz w:val="21"/>
-          <w:szCs w:val="21"/>
           <w:u w:val="single"/>
         </w:rPr>
         <w:t xml:space="preserve">                </w:t>
@@ -2709,7 +2728,7 @@
         <w:rPr>
           <w:rFonts w:ascii="Avenir Next" w:hAnsi="Avenir Next" w:cs="Avenir Next" w:eastAsia="Avenir Next"/>
           <w:color w:val="1A1A1A"/>
-          <w:sz w:val="21"/>
+          <w:sz w:val="22"/>
           <w:szCs w:val="21"/>
         </w:rPr>
         <w:t xml:space="preserve"> and 30 × 4 = </w:t>
@@ -2731,7 +2750,7 @@
         <w:tabs>
           <w:tab w:val="left" w:pos="1300"/>
         </w:tabs>
-        <w:spacing w:before="0" w:after="24" w:line="272" w:lineRule="auto"/>
+        <w:spacing w:before="0" w:after="24" w:line="256" w:lineRule="auto"/>
         <w:ind w:left="1300" w:hanging="868"/>
       </w:pPr>
       <w:r>
@@ -2739,35 +2758,35 @@
           <w:rFonts w:ascii="Avenir Next" w:hAnsi="Avenir Next" w:cs="Avenir Next" w:eastAsia="Avenir Next"/>
           <w:b/>
           <w:color w:val="003A70"/>
+          <w:sz w:val="22"/>
+          <w:szCs w:val="18"/>
+        </w:rPr>
+        <w:t xml:space="preserve">Step 3</w:t>
+      </w:r>
+      <w:r>
+        <w:rPr>
+          <w:rFonts w:ascii="Avenir Next" w:hAnsi="Avenir Next" w:cs="Avenir Next" w:eastAsia="Avenir Next"/>
+          <w:color w:val="1A1A1A"/>
           <w:sz w:val="18"/>
           <w:szCs w:val="18"/>
         </w:rPr>
-        <w:t xml:space="preserve">Step 3</w:t>
-      </w:r>
-      <w:r>
-        <w:rPr>
-          <w:rFonts w:ascii="Avenir Next" w:hAnsi="Avenir Next" w:cs="Avenir Next" w:eastAsia="Avenir Next"/>
-          <w:color w:val="1A1A1A"/>
-          <w:sz w:val="18"/>
-          <w:szCs w:val="18"/>
-        </w:rPr>
         <w:tab/>
       </w:r>
       <w:r>
         <w:rPr>
           <w:rFonts w:ascii="Avenir Next" w:hAnsi="Avenir Next" w:cs="Avenir Next" w:eastAsia="Avenir Next"/>
           <w:color w:val="1A1A1A"/>
+          <w:sz w:val="22"/>
+          <w:szCs w:val="21"/>
+        </w:rPr>
+        <w:t xml:space="preserve">300 + 120 = </w:t>
+      </w:r>
+      <w:r>
+        <w:rPr>
+          <w:rFonts w:ascii="Avenir Next" w:hAnsi="Avenir Next" w:cs="Avenir Next" w:eastAsia="Avenir Next"/>
+          <w:color w:val="1A1A1A"/>
           <w:sz w:val="21"/>
           <w:szCs w:val="21"/>
-        </w:rPr>
-        <w:t xml:space="preserve">300 + 120 = </w:t>
-      </w:r>
-      <w:r>
-        <w:rPr>
-          <w:rFonts w:ascii="Avenir Next" w:hAnsi="Avenir Next" w:cs="Avenir Next" w:eastAsia="Avenir Next"/>
-          <w:color w:val="1A1A1A"/>
-          <w:sz w:val="21"/>
-          <w:szCs w:val="21"/>
           <w:u w:val="single"/>
         </w:rPr>
         <w:t xml:space="preserve">                </w:t>
@@ -2780,6 +2799,7 @@
     </w:p>
     <w:p>
       <w:pPr>
+        <w:pStyle w:val="Heading2"/>
         <w:keepNext/>
         <w:pBdr>
           <w:bottom w:val="single" w:sz="8" w:space="3" w:color="003A70"/>
@@ -2795,7 +2815,7 @@
           <w:b/>
           <w:color w:val="003A70"/>
           <w:spacing w:val="14"/>
-          <w:sz w:val="19"/>
+          <w:sz w:val="22"/>
           <w:szCs w:val="19"/>
         </w:rPr>
         <w:t xml:space="preserve">YOUR TURN</w:t>
@@ -2814,7 +2834,7 @@
           <w:rFonts w:ascii="Avenir Next" w:hAnsi="Avenir Next" w:cs="Avenir Next" w:eastAsia="Avenir Next"/>
           <w:i/>
           <w:color w:val="5A5F66"/>
-          <w:sz w:val="17"/>
+          <w:sz w:val="22"/>
           <w:szCs w:val="17"/>
         </w:rPr>
         <w:t xml:space="preserve">use the steps on your own</w:t>
@@ -2864,7 +2884,7 @@
               <w:tabs>
                 <w:tab w:val="left" w:pos="432"/>
               </w:tabs>
-              <w:spacing w:before="90" w:after="40" w:line="268" w:lineRule="auto"/>
+              <w:spacing w:before="90" w:after="40" w:line="254" w:lineRule="auto"/>
               <w:ind w:left="432" w:hanging="432"/>
             </w:pPr>
             <w:r>
@@ -2938,7 +2958,7 @@
                     <w:tabs>
                       <w:tab w:val="left" w:pos="340"/>
                     </w:tabs>
-                    <w:spacing w:before="0" w:after="0" w:line="276" w:lineRule="auto"/>
+                    <w:spacing w:before="0" w:after="0" w:line="258" w:lineRule="auto"/>
                     <w:ind w:left="340" w:hanging="340"/>
                   </w:pPr>
                   <w:r>
@@ -2986,7 +3006,7 @@
                       <w:szCs w:val="22"/>
                       <w:u w:val="single"/>
                     </w:rPr>
-                    <w:t xml:space="preserve">        </w:t>
+                    <w:t xml:space="preserve">            </w:t>
                   </w:r>
                 </w:p>
               </w:tc>
@@ -3000,7 +3020,7 @@
                     <w:tabs>
                       <w:tab w:val="left" w:pos="340"/>
                     </w:tabs>
-                    <w:spacing w:before="0" w:after="0" w:line="276" w:lineRule="auto"/>
+                    <w:spacing w:before="0" w:after="0" w:line="258" w:lineRule="auto"/>
                     <w:ind w:left="340" w:hanging="340"/>
                   </w:pPr>
                   <w:r>
@@ -3048,7 +3068,7 @@
                       <w:szCs w:val="22"/>
                       <w:u w:val="single"/>
                     </w:rPr>
-                    <w:t xml:space="preserve">        </w:t>
+                    <w:t xml:space="preserve">            </w:t>
                   </w:r>
                 </w:p>
               </w:tc>
@@ -3062,7 +3082,7 @@
                     <w:tabs>
                       <w:tab w:val="left" w:pos="340"/>
                     </w:tabs>
-                    <w:spacing w:before="0" w:after="0" w:line="276" w:lineRule="auto"/>
+                    <w:spacing w:before="0" w:after="0" w:line="258" w:lineRule="auto"/>
                     <w:ind w:left="340" w:hanging="340"/>
                   </w:pPr>
                   <w:r>
@@ -3110,7 +3130,7 @@
                       <w:szCs w:val="22"/>
                       <w:u w:val="single"/>
                     </w:rPr>
-                    <w:t xml:space="preserve">        </w:t>
+                    <w:t xml:space="preserve">            </w:t>
                   </w:r>
                 </w:p>
               </w:tc>
@@ -3130,7 +3150,7 @@
                     <w:tabs>
                       <w:tab w:val="left" w:pos="340"/>
                     </w:tabs>
-                    <w:spacing w:before="0" w:after="0" w:line="276" w:lineRule="auto"/>
+                    <w:spacing w:before="0" w:after="0" w:line="258" w:lineRule="auto"/>
                     <w:ind w:left="340" w:hanging="340"/>
                   </w:pPr>
                   <w:r>
@@ -3178,7 +3198,7 @@
                       <w:szCs w:val="22"/>
                       <w:u w:val="single"/>
                     </w:rPr>
-                    <w:t xml:space="preserve">        </w:t>
+                    <w:t xml:space="preserve">            </w:t>
                   </w:r>
                 </w:p>
               </w:tc>
@@ -3192,7 +3212,7 @@
                     <w:tabs>
                       <w:tab w:val="left" w:pos="340"/>
                     </w:tabs>
-                    <w:spacing w:before="0" w:after="0" w:line="276" w:lineRule="auto"/>
+                    <w:spacing w:before="0" w:after="0" w:line="258" w:lineRule="auto"/>
                     <w:ind w:left="340" w:hanging="340"/>
                   </w:pPr>
                   <w:r>
@@ -3240,7 +3260,7 @@
                       <w:szCs w:val="22"/>
                       <w:u w:val="single"/>
                     </w:rPr>
-                    <w:t xml:space="preserve">        </w:t>
+                    <w:t xml:space="preserve">            </w:t>
                   </w:r>
                 </w:p>
               </w:tc>
@@ -3254,7 +3274,7 @@
                     <w:tabs>
                       <w:tab w:val="left" w:pos="340"/>
                     </w:tabs>
-                    <w:spacing w:before="0" w:after="0" w:line="276" w:lineRule="auto"/>
+                    <w:spacing w:before="0" w:after="0" w:line="258" w:lineRule="auto"/>
                     <w:ind w:left="340" w:hanging="340"/>
                   </w:pPr>
                   <w:r>
@@ -3302,7 +3322,7 @@
                       <w:szCs w:val="22"/>
                       <w:u w:val="single"/>
                     </w:rPr>
-                    <w:t xml:space="preserve">        </w:t>
+                    <w:t xml:space="preserve">            </w:t>
                   </w:r>
                 </w:p>
               </w:tc>
@@ -3323,6 +3343,7 @@
     </w:p>
     <w:p>
       <w:pPr>
+        <w:pStyle w:val="Heading2"/>
         <w:keepNext/>
         <w:pBdr>
           <w:bottom w:val="single" w:sz="8" w:space="3" w:color="003A70"/>
@@ -3338,7 +3359,7 @@
           <w:b/>
           <w:color w:val="003A70"/>
           <w:spacing w:val="14"/>
-          <w:sz w:val="19"/>
+          <w:sz w:val="22"/>
           <w:szCs w:val="19"/>
         </w:rPr>
         <w:t xml:space="preserve">READY CHECK</w:t>
@@ -3357,7 +3378,7 @@
           <w:rFonts w:ascii="Avenir Next" w:hAnsi="Avenir Next" w:cs="Avenir Next" w:eastAsia="Avenir Next"/>
           <w:i/>
           <w:color w:val="5A5F66"/>
-          <w:sz w:val="17"/>
+          <w:sz w:val="22"/>
           <w:szCs w:val="17"/>
         </w:rPr>
         <w:t xml:space="preserve">a problem like the one in today’s lesson</w:t>
@@ -3407,7 +3428,7 @@
               <w:tabs>
                 <w:tab w:val="left" w:pos="432"/>
               </w:tabs>
-              <w:spacing w:before="90" w:after="40" w:line="268" w:lineRule="auto"/>
+              <w:spacing w:before="90" w:after="40" w:line="254" w:lineRule="auto"/>
               <w:ind w:left="432" w:hanging="432"/>
             </w:pPr>
             <w:r>
@@ -3481,7 +3502,7 @@
                     <w:tabs>
                       <w:tab w:val="left" w:pos="340"/>
                     </w:tabs>
-                    <w:spacing w:before="0" w:after="0" w:line="264" w:lineRule="auto"/>
+                    <w:spacing w:before="0" w:after="0" w:line="252" w:lineRule="auto"/>
                     <w:ind w:left="340" w:hanging="340"/>
                   </w:pPr>
                   <w:r>
@@ -3489,25 +3510,25 @@
                       <w:rFonts w:ascii="Avenir Next" w:hAnsi="Avenir Next" w:cs="Avenir Next" w:eastAsia="Avenir Next"/>
                       <w:b/>
                       <w:color w:val="003A70"/>
+                      <w:sz w:val="22"/>
+                      <w:szCs w:val="21"/>
+                    </w:rPr>
+                    <w:t xml:space="preserve">A</w:t>
+                  </w:r>
+                  <w:r>
+                    <w:rPr>
+                      <w:rFonts w:ascii="Avenir Next" w:hAnsi="Avenir Next" w:cs="Avenir Next" w:eastAsia="Avenir Next"/>
+                      <w:color w:val="1A1A1A"/>
                       <w:sz w:val="21"/>
                       <w:szCs w:val="21"/>
                     </w:rPr>
-                    <w:t xml:space="preserve">A</w:t>
-                  </w:r>
-                  <w:r>
-                    <w:rPr>
-                      <w:rFonts w:ascii="Avenir Next" w:hAnsi="Avenir Next" w:cs="Avenir Next" w:eastAsia="Avenir Next"/>
-                      <w:color w:val="1A1A1A"/>
-                      <w:sz w:val="21"/>
-                      <w:szCs w:val="21"/>
-                    </w:rPr>
                     <w:tab/>
                   </w:r>
                   <w:r>
                     <w:rPr>
                       <w:rFonts w:ascii="Avenir Next" w:hAnsi="Avenir Next" w:cs="Avenir Next" w:eastAsia="Avenir Next"/>
                       <w:color w:val="1A1A1A"/>
-                      <w:sz w:val="21"/>
+                      <w:sz w:val="22"/>
                       <w:szCs w:val="21"/>
                     </w:rPr>
                     <w:t xml:space="preserve">51</w:t>
@@ -3524,7 +3545,7 @@
                     <w:tabs>
                       <w:tab w:val="left" w:pos="340"/>
                     </w:tabs>
-                    <w:spacing w:before="0" w:after="0" w:line="264" w:lineRule="auto"/>
+                    <w:spacing w:before="0" w:after="0" w:line="252" w:lineRule="auto"/>
                     <w:ind w:left="340" w:hanging="340"/>
                   </w:pPr>
                   <w:r>
@@ -3532,25 +3553,25 @@
                       <w:rFonts w:ascii="Avenir Next" w:hAnsi="Avenir Next" w:cs="Avenir Next" w:eastAsia="Avenir Next"/>
                       <w:b/>
                       <w:color w:val="003A70"/>
+                      <w:sz w:val="22"/>
+                      <w:szCs w:val="21"/>
+                    </w:rPr>
+                    <w:t xml:space="preserve">B</w:t>
+                  </w:r>
+                  <w:r>
+                    <w:rPr>
+                      <w:rFonts w:ascii="Avenir Next" w:hAnsi="Avenir Next" w:cs="Avenir Next" w:eastAsia="Avenir Next"/>
+                      <w:color w:val="1A1A1A"/>
                       <w:sz w:val="21"/>
                       <w:szCs w:val="21"/>
                     </w:rPr>
-                    <w:t xml:space="preserve">B</w:t>
-                  </w:r>
-                  <w:r>
-                    <w:rPr>
-                      <w:rFonts w:ascii="Avenir Next" w:hAnsi="Avenir Next" w:cs="Avenir Next" w:eastAsia="Avenir Next"/>
-                      <w:color w:val="1A1A1A"/>
-                      <w:sz w:val="21"/>
-                      <w:szCs w:val="21"/>
-                    </w:rPr>
                     <w:tab/>
                   </w:r>
                   <w:r>
                     <w:rPr>
                       <w:rFonts w:ascii="Avenir Next" w:hAnsi="Avenir Next" w:cs="Avenir Next" w:eastAsia="Avenir Next"/>
                       <w:color w:val="1A1A1A"/>
-                      <w:sz w:val="21"/>
+                      <w:sz w:val="22"/>
                       <w:szCs w:val="21"/>
                     </w:rPr>
                     <w:t xml:space="preserve">216</w:t>
@@ -3567,7 +3588,7 @@
                     <w:tabs>
                       <w:tab w:val="left" w:pos="340"/>
                     </w:tabs>
-                    <w:spacing w:before="0" w:after="0" w:line="264" w:lineRule="auto"/>
+                    <w:spacing w:before="0" w:after="0" w:line="252" w:lineRule="auto"/>
                     <w:ind w:left="340" w:hanging="340"/>
                   </w:pPr>
                   <w:r>
@@ -3575,25 +3596,25 @@
                       <w:rFonts w:ascii="Avenir Next" w:hAnsi="Avenir Next" w:cs="Avenir Next" w:eastAsia="Avenir Next"/>
                       <w:b/>
                       <w:color w:val="003A70"/>
+                      <w:sz w:val="22"/>
+                      <w:szCs w:val="21"/>
+                    </w:rPr>
+                    <w:t xml:space="preserve">C</w:t>
+                  </w:r>
+                  <w:r>
+                    <w:rPr>
+                      <w:rFonts w:ascii="Avenir Next" w:hAnsi="Avenir Next" w:cs="Avenir Next" w:eastAsia="Avenir Next"/>
+                      <w:color w:val="1A1A1A"/>
                       <w:sz w:val="21"/>
                       <w:szCs w:val="21"/>
                     </w:rPr>
-                    <w:t xml:space="preserve">C</w:t>
-                  </w:r>
-                  <w:r>
-                    <w:rPr>
-                      <w:rFonts w:ascii="Avenir Next" w:hAnsi="Avenir Next" w:cs="Avenir Next" w:eastAsia="Avenir Next"/>
-                      <w:color w:val="1A1A1A"/>
-                      <w:sz w:val="21"/>
-                      <w:szCs w:val="21"/>
-                    </w:rPr>
                     <w:tab/>
                   </w:r>
                   <w:r>
                     <w:rPr>
                       <w:rFonts w:ascii="Avenir Next" w:hAnsi="Avenir Next" w:cs="Avenir Next" w:eastAsia="Avenir Next"/>
                       <w:color w:val="1A1A1A"/>
-                      <w:sz w:val="21"/>
+                      <w:sz w:val="22"/>
                       <w:szCs w:val="21"/>
                     </w:rPr>
                     <w:t xml:space="preserve">540</w:t>
@@ -3610,7 +3631,7 @@
                     <w:tabs>
                       <w:tab w:val="left" w:pos="340"/>
                     </w:tabs>
-                    <w:spacing w:before="0" w:after="0" w:line="264" w:lineRule="auto"/>
+                    <w:spacing w:before="0" w:after="0" w:line="252" w:lineRule="auto"/>
                     <w:ind w:left="340" w:hanging="340"/>
                   </w:pPr>
                   <w:r>
@@ -3618,25 +3639,25 @@
                       <w:rFonts w:ascii="Avenir Next" w:hAnsi="Avenir Next" w:cs="Avenir Next" w:eastAsia="Avenir Next"/>
                       <w:b/>
                       <w:color w:val="003A70"/>
+                      <w:sz w:val="22"/>
+                      <w:szCs w:val="21"/>
+                    </w:rPr>
+                    <w:t xml:space="preserve">D</w:t>
+                  </w:r>
+                  <w:r>
+                    <w:rPr>
+                      <w:rFonts w:ascii="Avenir Next" w:hAnsi="Avenir Next" w:cs="Avenir Next" w:eastAsia="Avenir Next"/>
+                      <w:color w:val="1A1A1A"/>
                       <w:sz w:val="21"/>
                       <w:szCs w:val="21"/>
                     </w:rPr>
-                    <w:t xml:space="preserve">D</w:t>
-                  </w:r>
-                  <w:r>
-                    <w:rPr>
-                      <w:rFonts w:ascii="Avenir Next" w:hAnsi="Avenir Next" w:cs="Avenir Next" w:eastAsia="Avenir Next"/>
-                      <w:color w:val="1A1A1A"/>
-                      <w:sz w:val="21"/>
-                      <w:szCs w:val="21"/>
-                    </w:rPr>
                     <w:tab/>
                   </w:r>
                   <w:r>
                     <w:rPr>
                       <w:rFonts w:ascii="Avenir Next" w:hAnsi="Avenir Next" w:cs="Avenir Next" w:eastAsia="Avenir Next"/>
                       <w:color w:val="1A1A1A"/>
-                      <w:sz w:val="21"/>
+                      <w:sz w:val="22"/>
                       <w:szCs w:val="21"/>
                     </w:rPr>
                     <w:t xml:space="preserve">360</w:t>
@@ -3685,19 +3706,42 @@
         <w:tblLook w:val="0000" w:firstRow="0" w:lastRow="0" w:firstColumn="0" w:lastColumn="0" w:noHBand="1" w:noVBand="1"/>
       </w:tblPr>
       <w:tblGrid>
-        <w:gridCol w:w="2000"/>
-        <w:gridCol w:w="2300"/>
-        <w:gridCol w:w="2100"/>
-        <w:gridCol w:w="3104"/>
+        <w:gridCol w:w="1750"/>
+        <w:gridCol w:w="2500"/>
+        <w:gridCol w:w="2200"/>
+        <w:gridCol w:w="3054"/>
       </w:tblGrid>
       <w:tr>
         <w:trPr>
           <w:cantSplit/>
-          <w:trHeight w:val="320" w:hRule="atLeast"/>
+          <w:trHeight w:val="300" w:hRule="atLeast"/>
         </w:trPr>
         <w:tc>
           <w:tcPr>
-            <w:tcW w:w="2000" w:type="dxa"/>
+            <w:tcW w:w="1750" w:type="dxa"/>
+            <w:vAlign w:val="center"/>
+          </w:tcPr>
+          <w:p>
+            <w:pPr>
+              <w:pStyle w:val="Heading2"/>
+              <w:spacing w:before="0" w:after="0" w:line="240" w:lineRule="auto"/>
+            </w:pPr>
+            <w:r>
+              <w:rPr>
+                <w:rFonts w:ascii="Avenir Next" w:hAnsi="Avenir Next" w:cs="Avenir Next" w:eastAsia="Avenir Next"/>
+                <w:b/>
+                <w:color w:val="003A70"/>
+                <w:spacing w:val="12"/>
+                <w:sz w:val="15"/>
+                <w:szCs w:val="15"/>
+              </w:rPr>
+              <w:t xml:space="preserve">CHECK YOURSELF</w:t>
+            </w:r>
+          </w:p>
+        </w:tc>
+        <w:tc>
+          <w:tcPr>
+            <w:tcW w:w="2500" w:type="dxa"/>
             <w:vAlign w:val="center"/>
           </w:tcPr>
           <w:p>
@@ -3706,20 +3750,27 @@
             </w:pPr>
             <w:r>
               <w:rPr>
-                <w:rFonts w:ascii="Avenir Next" w:hAnsi="Avenir Next" w:cs="Avenir Next" w:eastAsia="Avenir Next"/>
-                <w:b/>
-                <w:color w:val="003A70"/>
-                <w:spacing w:val="12"/>
-                <w:sz w:val="15"/>
-                <w:szCs w:val="15"/>
-              </w:rPr>
-              <w:t xml:space="preserve">CHECK YOURSELF</w:t>
+                <w:rFonts w:ascii="Arial" w:hAnsi="Arial" w:cs="Arial" w:eastAsia="Arial"/>
+                <w:color w:val="1A1A1A"/>
+                <w:sz w:val="20"/>
+                <w:szCs w:val="20"/>
+              </w:rPr>
+              <w:t xml:space="preserve">□</w:t>
+            </w:r>
+            <w:r>
+              <w:rPr>
+                <w:rFonts w:ascii="Avenir Next" w:hAnsi="Avenir Next" w:cs="Avenir Next" w:eastAsia="Avenir Next"/>
+                <w:color w:val="1A1A1A"/>
+                <w:sz w:val="17"/>
+                <w:szCs w:val="17"/>
+              </w:rPr>
+              <w:t xml:space="preserve">  I can do this on my own</w:t>
             </w:r>
           </w:p>
         </w:tc>
         <w:tc>
           <w:tcPr>
-            <w:tcW w:w="2300" w:type="dxa"/>
+            <w:tcW w:w="2200" w:type="dxa"/>
             <w:vAlign w:val="center"/>
           </w:tcPr>
           <w:p>
@@ -3730,8 +3781,8 @@
               <w:rPr>
                 <w:rFonts w:ascii="Arial" w:hAnsi="Arial" w:cs="Arial" w:eastAsia="Arial"/>
                 <w:color w:val="1A1A1A"/>
-                <w:sz w:val="24"/>
-                <w:szCs w:val="24"/>
+                <w:sz w:val="20"/>
+                <w:szCs w:val="20"/>
               </w:rPr>
               <w:t xml:space="preserve">□</w:t>
             </w:r>
@@ -3742,13 +3793,13 @@
                 <w:sz w:val="17"/>
                 <w:szCs w:val="17"/>
               </w:rPr>
-              <w:t xml:space="preserve">  I can do this on my own</w:t>
+              <w:t xml:space="preserve">  I need a little help</w:t>
             </w:r>
           </w:p>
         </w:tc>
         <w:tc>
           <w:tcPr>
-            <w:tcW w:w="2100" w:type="dxa"/>
+            <w:tcW w:w="3054" w:type="dxa"/>
             <w:vAlign w:val="center"/>
           </w:tcPr>
           <w:p>
@@ -3759,37 +3810,8 @@
               <w:rPr>
                 <w:rFonts w:ascii="Arial" w:hAnsi="Arial" w:cs="Arial" w:eastAsia="Arial"/>
                 <w:color w:val="1A1A1A"/>
-                <w:sz w:val="24"/>
-                <w:szCs w:val="24"/>
-              </w:rPr>
-              <w:t xml:space="preserve">□</w:t>
-            </w:r>
-            <w:r>
-              <w:rPr>
-                <w:rFonts w:ascii="Avenir Next" w:hAnsi="Avenir Next" w:cs="Avenir Next" w:eastAsia="Avenir Next"/>
-                <w:color w:val="1A1A1A"/>
-                <w:sz w:val="17"/>
-                <w:szCs w:val="17"/>
-              </w:rPr>
-              <w:t xml:space="preserve">  I need a little help</w:t>
-            </w:r>
-          </w:p>
-        </w:tc>
-        <w:tc>
-          <w:tcPr>
-            <w:tcW w:w="3104" w:type="dxa"/>
-            <w:vAlign w:val="center"/>
-          </w:tcPr>
-          <w:p>
-            <w:pPr>
-              <w:spacing w:before="0" w:after="0" w:line="240" w:lineRule="auto"/>
-            </w:pPr>
-            <w:r>
-              <w:rPr>
-                <w:rFonts w:ascii="Arial" w:hAnsi="Arial" w:cs="Arial" w:eastAsia="Arial"/>
-                <w:color w:val="1A1A1A"/>
-                <w:sz w:val="24"/>
-                <w:szCs w:val="24"/>
+                <w:sz w:val="20"/>
+                <w:szCs w:val="20"/>
               </w:rPr>
               <w:t xml:space="preserve">□</w:t>
             </w:r>
@@ -3824,7 +3846,7 @@
     <w:sectPr>
       <w:footerReference w:type="default" r:id="rIdFooter1"/>
       <w:pgSz w:w="12240" w:h="15840"/>
-      <w:pgMar w:top="893" w:right="1224" w:bottom="835" w:left="1512" w:header="432" w:footer="432" w:gutter="0"/>
+      <w:pgMar w:top="780" w:right="1224" w:bottom="760" w:left="1512" w:header="432" w:footer="432" w:gutter="0"/>
       <w:cols w:space="720"/>
     </w:sectPr>
   </w:body>
@@ -3904,7 +3926,106 @@
               <w:sz w:val="15"/>
               <w:szCs w:val="15"/>
             </w:rPr>
-            <w:t xml:space="preserve">Lesson 3-2  ·  Session 1  ·  Prerequisite Practice A</w:t>
+            <w:t xml:space="preserve">3-2 · Page </w:t>
+          </w:r>
+          <w:r>
+            <w:rPr>
+              <w:rFonts w:ascii="Avenir Next" w:hAnsi="Avenir Next" w:cs="Avenir Next" w:eastAsia="Avenir Next"/>
+              <w:color w:val="5A5F66"/>
+              <w:sz w:val="15"/>
+              <w:szCs w:val="15"/>
+            </w:rPr>
+            <w:fldChar w:fldCharType="begin"/>
+          </w:r>
+          <w:r>
+            <w:rPr>
+              <w:rFonts w:ascii="Avenir Next" w:hAnsi="Avenir Next" w:cs="Avenir Next" w:eastAsia="Avenir Next"/>
+              <w:color w:val="5A5F66"/>
+              <w:sz w:val="15"/>
+              <w:szCs w:val="15"/>
+            </w:rPr>
+            <w:instrText xml:space="preserve"> PAGE </w:instrText>
+          </w:r>
+          <w:r>
+            <w:rPr>
+              <w:rFonts w:ascii="Avenir Next" w:hAnsi="Avenir Next" w:cs="Avenir Next" w:eastAsia="Avenir Next"/>
+              <w:color w:val="5A5F66"/>
+              <w:sz w:val="15"/>
+              <w:szCs w:val="15"/>
+            </w:rPr>
+            <w:fldChar w:fldCharType="separate"/>
+          </w:r>
+          <w:r>
+            <w:rPr>
+              <w:rFonts w:ascii="Avenir Next" w:hAnsi="Avenir Next" w:cs="Avenir Next" w:eastAsia="Avenir Next"/>
+              <w:color w:val="5A5F66"/>
+              <w:sz w:val="15"/>
+              <w:szCs w:val="15"/>
+            </w:rPr>
+            <w:t xml:space="preserve">1</w:t>
+          </w:r>
+          <w:r>
+            <w:rPr>
+              <w:rFonts w:ascii="Avenir Next" w:hAnsi="Avenir Next" w:cs="Avenir Next" w:eastAsia="Avenir Next"/>
+              <w:color w:val="5A5F66"/>
+              <w:sz w:val="15"/>
+              <w:szCs w:val="15"/>
+            </w:rPr>
+            <w:fldChar w:fldCharType="end"/>
+          </w:r>
+          <w:r>
+            <w:rPr>
+              <w:rFonts w:ascii="Avenir Next" w:hAnsi="Avenir Next" w:cs="Avenir Next" w:eastAsia="Avenir Next"/>
+              <w:color w:val="5A5F66"/>
+              <w:sz w:val="15"/>
+              <w:szCs w:val="15"/>
+            </w:rPr>
+            <w:t xml:space="preserve"> of </w:t>
+          </w:r>
+          <w:r>
+            <w:rPr>
+              <w:rFonts w:ascii="Avenir Next" w:hAnsi="Avenir Next" w:cs="Avenir Next" w:eastAsia="Avenir Next"/>
+              <w:color w:val="5A5F66"/>
+              <w:sz w:val="15"/>
+              <w:szCs w:val="15"/>
+            </w:rPr>
+            <w:fldChar w:fldCharType="begin"/>
+          </w:r>
+          <w:r>
+            <w:rPr>
+              <w:rFonts w:ascii="Avenir Next" w:hAnsi="Avenir Next" w:cs="Avenir Next" w:eastAsia="Avenir Next"/>
+              <w:color w:val="5A5F66"/>
+              <w:sz w:val="15"/>
+              <w:szCs w:val="15"/>
+            </w:rPr>
+            <w:instrText xml:space="preserve"> NUMPAGES </w:instrText>
+          </w:r>
+          <w:r>
+            <w:rPr>
+              <w:rFonts w:ascii="Avenir Next" w:hAnsi="Avenir Next" w:cs="Avenir Next" w:eastAsia="Avenir Next"/>
+              <w:color w:val="5A5F66"/>
+              <w:sz w:val="15"/>
+              <w:szCs w:val="15"/>
+            </w:rPr>
+            <w:fldChar w:fldCharType="separate"/>
+          </w:r>
+          <w:r>
+            <w:rPr>
+              <w:rFonts w:ascii="Avenir Next" w:hAnsi="Avenir Next" w:cs="Avenir Next" w:eastAsia="Avenir Next"/>
+              <w:color w:val="5A5F66"/>
+              <w:sz w:val="15"/>
+              <w:szCs w:val="15"/>
+            </w:rPr>
+            <w:t xml:space="preserve">1</w:t>
+          </w:r>
+          <w:r>
+            <w:rPr>
+              <w:rFonts w:ascii="Avenir Next" w:hAnsi="Avenir Next" w:cs="Avenir Next" w:eastAsia="Avenir Next"/>
+              <w:color w:val="5A5F66"/>
+              <w:sz w:val="15"/>
+              <w:szCs w:val="15"/>
+            </w:rPr>
+            <w:fldChar w:fldCharType="end"/>
           </w:r>
         </w:p>
       </w:tc>
@@ -3947,5 +4068,23 @@
       </w:tblCellMar>
     </w:tblPr>
   </w:style>
+  <w:style w:type="paragraph" w:styleId="Heading1">
+    <w:name w:val="heading 1"/>
+    <w:basedOn w:val="Normal"/>
+    <w:pPr>
+      <w:outlineLvl w:val="0"/>
+      <w:keepNext w:val="0"/>
+      <w:keepLines w:val="0"/>
+    </w:pPr>
+  </w:style>
+  <w:style w:type="paragraph" w:styleId="Heading2">
+    <w:name w:val="heading 2"/>
+    <w:basedOn w:val="Normal"/>
+    <w:pPr>
+      <w:outlineLvl w:val="1"/>
+      <w:keepNext w:val="0"/>
+      <w:keepLines w:val="0"/>
+    </w:pPr>
+  </w:style>
 </w:styles>
 </file>